--- a/klagomål/A 10977-2026 FSC-klagomål.docx
+++ b/klagomål/A 10977-2026 FSC-klagomål.docx
@@ -722,7 +722,7 @@
     <w:r>
       <w:tab/>
       <w:tab/>
-      <w:t>2026-02-28</w:t>
+      <w:t>2026-03-01</w:t>
       <w:br/>
       <w:br/>
     </w:r>

--- a/klagomål/A 10977-2026 FSC-klagomål.docx
+++ b/klagomål/A 10977-2026 FSC-klagomål.docx
@@ -722,7 +722,7 @@
     <w:r>
       <w:tab/>
       <w:tab/>
-      <w:t>2026-03-01</w:t>
+      <w:t>2026-03-02</w:t>
       <w:br/>
       <w:br/>
     </w:r>

--- a/klagomål/A 10977-2026 FSC-klagomål.docx
+++ b/klagomål/A 10977-2026 FSC-klagomål.docx
@@ -722,7 +722,7 @@
     <w:r>
       <w:tab/>
       <w:tab/>
-      <w:t>2026-03-02</w:t>
+      <w:t>2026-03-03</w:t>
       <w:br/>
       <w:br/>
     </w:r>

--- a/klagomål/A 10977-2026 FSC-klagomål.docx
+++ b/klagomål/A 10977-2026 FSC-klagomål.docx
@@ -722,7 +722,7 @@
     <w:r>
       <w:tab/>
       <w:tab/>
-      <w:t>2026-03-03</w:t>
+      <w:t>2026-03-04</w:t>
       <w:br/>
       <w:br/>
     </w:r>

--- a/klagomål/A 10977-2026 FSC-klagomål.docx
+++ b/klagomål/A 10977-2026 FSC-klagomål.docx
@@ -168,7 +168,7 @@
     </w:p>
     <w:p>
       <w:r>
-        <w:t>Detta dokument behandlar höga naturvärden i avverkningsanmälan A 10977-2026 i Sundsvalls kommun. Denna avverkningsanmälan inkom 2026-02-26 11:05:33 och omfattar 11,7 ha.</w:t>
+        <w:t>Detta dokument behandlar höga naturvärden i avverkningsanmälan A 10977-2026 i Sundsvalls kommun. Denna avverkningsanmälan inkom 2026-02-26 00:00:00 och omfattar 11,7 ha.</w:t>
       </w:r>
     </w:p>
     <w:p>
@@ -722,7 +722,7 @@
     <w:r>
       <w:tab/>
       <w:tab/>
-      <w:t>2026-03-04</w:t>
+      <w:t>2026-03-05</w:t>
       <w:br/>
       <w:br/>
     </w:r>

--- a/klagomål/A 10977-2026 FSC-klagomål.docx
+++ b/klagomål/A 10977-2026 FSC-klagomål.docx
@@ -722,7 +722,7 @@
     <w:r>
       <w:tab/>
       <w:tab/>
-      <w:t>2026-03-05</w:t>
+      <w:t>2026-03-06</w:t>
       <w:br/>
       <w:br/>
     </w:r>

--- a/klagomål/A 10977-2026 FSC-klagomål.docx
+++ b/klagomål/A 10977-2026 FSC-klagomål.docx
@@ -722,7 +722,7 @@
     <w:r>
       <w:tab/>
       <w:tab/>
-      <w:t>2026-03-06</w:t>
+      <w:t>2026-03-07</w:t>
       <w:br/>
       <w:br/>
     </w:r>

--- a/klagomål/A 10977-2026 FSC-klagomål.docx
+++ b/klagomål/A 10977-2026 FSC-klagomål.docx
@@ -722,7 +722,7 @@
     <w:r>
       <w:tab/>
       <w:tab/>
-      <w:t>2026-03-07</w:t>
+      <w:t>2026-03-08</w:t>
       <w:br/>
       <w:br/>
     </w:r>

--- a/klagomål/A 10977-2026 FSC-klagomål.docx
+++ b/klagomål/A 10977-2026 FSC-klagomål.docx
@@ -722,7 +722,7 @@
     <w:r>
       <w:tab/>
       <w:tab/>
-      <w:t>2026-03-08</w:t>
+      <w:t>2026-03-09</w:t>
       <w:br/>
       <w:br/>
     </w:r>

--- a/klagomål/A 10977-2026 FSC-klagomål.docx
+++ b/klagomål/A 10977-2026 FSC-klagomål.docx
@@ -722,7 +722,7 @@
     <w:r>
       <w:tab/>
       <w:tab/>
-      <w:t>2026-03-09</w:t>
+      <w:t>2026-03-10</w:t>
       <w:br/>
       <w:br/>
     </w:r>

--- a/klagomål/A 10977-2026 FSC-klagomål.docx
+++ b/klagomål/A 10977-2026 FSC-klagomål.docx
@@ -722,7 +722,7 @@
     <w:r>
       <w:tab/>
       <w:tab/>
-      <w:t>2026-03-10</w:t>
+      <w:t>2026-03-11</w:t>
       <w:br/>
       <w:br/>
     </w:r>

--- a/klagomål/A 10977-2026 FSC-klagomål.docx
+++ b/klagomål/A 10977-2026 FSC-klagomål.docx
@@ -722,7 +722,7 @@
     <w:r>
       <w:tab/>
       <w:tab/>
-      <w:t>2026-03-11</w:t>
+      <w:t>2026-03-12</w:t>
       <w:br/>
       <w:br/>
     </w:r>

--- a/klagomål/A 10977-2026 FSC-klagomål.docx
+++ b/klagomål/A 10977-2026 FSC-klagomål.docx
@@ -722,7 +722,7 @@
     <w:r>
       <w:tab/>
       <w:tab/>
-      <w:t>2026-03-12</w:t>
+      <w:t>2026-03-13</w:t>
       <w:br/>
       <w:br/>
     </w:r>

--- a/klagomål/A 10977-2026 FSC-klagomål.docx
+++ b/klagomål/A 10977-2026 FSC-klagomål.docx
@@ -722,7 +722,7 @@
     <w:r>
       <w:tab/>
       <w:tab/>
-      <w:t>2026-04-14</w:t>
+      <w:t>2026-04-15</w:t>
       <w:br/>
       <w:br/>
     </w:r>

--- a/klagomål/A 10977-2026 FSC-klagomål.docx
+++ b/klagomål/A 10977-2026 FSC-klagomål.docx
@@ -722,7 +722,7 @@
     <w:r>
       <w:tab/>
       <w:tab/>
-      <w:t>2026-04-15</w:t>
+      <w:t>2026-04-16</w:t>
       <w:br/>
       <w:br/>
     </w:r>

--- a/klagomål/A 10977-2026 FSC-klagomål.docx
+++ b/klagomål/A 10977-2026 FSC-klagomål.docx
@@ -722,7 +722,7 @@
     <w:r>
       <w:tab/>
       <w:tab/>
-      <w:t>2026-04-16</w:t>
+      <w:t>2026-04-17</w:t>
       <w:br/>
       <w:br/>
     </w:r>

--- a/klagomål/A 10977-2026 FSC-klagomål.docx
+++ b/klagomål/A 10977-2026 FSC-klagomål.docx
@@ -722,7 +722,7 @@
     <w:r>
       <w:tab/>
       <w:tab/>
-      <w:t>2026-04-17</w:t>
+      <w:t>2026-04-18</w:t>
       <w:br/>
       <w:br/>
     </w:r>

--- a/klagomål/A 10977-2026 FSC-klagomål.docx
+++ b/klagomål/A 10977-2026 FSC-klagomål.docx
@@ -722,7 +722,7 @@
     <w:r>
       <w:tab/>
       <w:tab/>
-      <w:t>2026-04-18</w:t>
+      <w:t>2026-04-19</w:t>
       <w:br/>
       <w:br/>
     </w:r>

--- a/klagomål/A 10977-2026 FSC-klagomål.docx
+++ b/klagomål/A 10977-2026 FSC-klagomål.docx
@@ -722,7 +722,7 @@
     <w:r>
       <w:tab/>
       <w:tab/>
-      <w:t>2026-04-19</w:t>
+      <w:t>2026-04-20</w:t>
       <w:br/>
       <w:br/>
     </w:r>

--- a/klagomål/A 10977-2026 FSC-klagomål.docx
+++ b/klagomål/A 10977-2026 FSC-klagomål.docx
@@ -722,7 +722,7 @@
     <w:r>
       <w:tab/>
       <w:tab/>
-      <w:t>2026-04-20</w:t>
+      <w:t>2026-04-21</w:t>
       <w:br/>
       <w:br/>
     </w:r>

--- a/klagomål/A 10977-2026 FSC-klagomål.docx
+++ b/klagomål/A 10977-2026 FSC-klagomål.docx
@@ -722,7 +722,7 @@
     <w:r>
       <w:tab/>
       <w:tab/>
-      <w:t>2026-04-21</w:t>
+      <w:t>2026-04-22</w:t>
       <w:br/>
       <w:br/>
     </w:r>

--- a/klagomål/A 10977-2026 FSC-klagomål.docx
+++ b/klagomål/A 10977-2026 FSC-klagomål.docx
@@ -722,7 +722,7 @@
     <w:r>
       <w:tab/>
       <w:tab/>
-      <w:t>2026-04-22</w:t>
+      <w:t>2026-04-23</w:t>
       <w:br/>
       <w:br/>
     </w:r>

--- a/klagomål/A 10977-2026 FSC-klagomål.docx
+++ b/klagomål/A 10977-2026 FSC-klagomål.docx
@@ -722,7 +722,7 @@
     <w:r>
       <w:tab/>
       <w:tab/>
-      <w:t>2026-04-23</w:t>
+      <w:t>2026-04-24</w:t>
       <w:br/>
       <w:br/>
     </w:r>

--- a/klagomål/A 10977-2026 FSC-klagomål.docx
+++ b/klagomål/A 10977-2026 FSC-klagomål.docx
@@ -722,7 +722,7 @@
     <w:r>
       <w:tab/>
       <w:tab/>
-      <w:t>2026-04-24</w:t>
+      <w:t>2026-04-25</w:t>
       <w:br/>
       <w:br/>
     </w:r>

--- a/klagomål/A 10977-2026 FSC-klagomål.docx
+++ b/klagomål/A 10977-2026 FSC-klagomål.docx
@@ -722,7 +722,7 @@
     <w:r>
       <w:tab/>
       <w:tab/>
-      <w:t>2026-04-25</w:t>
+      <w:t>2026-04-26</w:t>
       <w:br/>
       <w:br/>
     </w:r>

--- a/klagomål/A 10977-2026 FSC-klagomål.docx
+++ b/klagomål/A 10977-2026 FSC-klagomål.docx
@@ -722,7 +722,7 @@
     <w:r>
       <w:tab/>
       <w:tab/>
-      <w:t>2026-04-26</w:t>
+      <w:t>2026-04-27</w:t>
       <w:br/>
       <w:br/>
     </w:r>

--- a/klagomål/A 10977-2026 FSC-klagomål.docx
+++ b/klagomål/A 10977-2026 FSC-klagomål.docx
@@ -722,7 +722,7 @@
     <w:r>
       <w:tab/>
       <w:tab/>
-      <w:t>2026-04-27</w:t>
+      <w:t>2026-04-28</w:t>
       <w:br/>
       <w:br/>
     </w:r>

--- a/klagomål/A 10977-2026 FSC-klagomål.docx
+++ b/klagomål/A 10977-2026 FSC-klagomål.docx
@@ -722,7 +722,7 @@
     <w:r>
       <w:tab/>
       <w:tab/>
-      <w:t>2026-04-28</w:t>
+      <w:t>2026-04-29</w:t>
       <w:br/>
       <w:br/>
     </w:r>

--- a/klagomål/A 10977-2026 FSC-klagomål.docx
+++ b/klagomål/A 10977-2026 FSC-klagomål.docx
@@ -722,7 +722,7 @@
     <w:r>
       <w:tab/>
       <w:tab/>
-      <w:t>2026-04-29</w:t>
+      <w:t>2026-04-30</w:t>
       <w:br/>
       <w:br/>
     </w:r>

--- a/klagomål/A 10977-2026 FSC-klagomål.docx
+++ b/klagomål/A 10977-2026 FSC-klagomål.docx
@@ -722,7 +722,7 @@
     <w:r>
       <w:tab/>
       <w:tab/>
-      <w:t>2026-05-16</w:t>
+      <w:t>2026-05-17</w:t>
       <w:br/>
       <w:br/>
     </w:r>

--- a/klagomål/A 10977-2026 FSC-klagomål.docx
+++ b/klagomål/A 10977-2026 FSC-klagomål.docx
@@ -722,7 +722,7 @@
     <w:r>
       <w:tab/>
       <w:tab/>
-      <w:t>2026-05-17</w:t>
+      <w:t>2026-05-18</w:t>
       <w:br/>
       <w:br/>
     </w:r>

--- a/klagomål/A 10977-2026 FSC-klagomål.docx
+++ b/klagomål/A 10977-2026 FSC-klagomål.docx
@@ -722,7 +722,7 @@
     <w:r>
       <w:tab/>
       <w:tab/>
-      <w:t>2026-05-18</w:t>
+      <w:t>2026-05-19</w:t>
       <w:br/>
       <w:br/>
     </w:r>

--- a/klagomål/A 10977-2026 FSC-klagomål.docx
+++ b/klagomål/A 10977-2026 FSC-klagomål.docx
@@ -722,7 +722,7 @@
     <w:r>
       <w:tab/>
       <w:tab/>
-      <w:t>2026-05-19</w:t>
+      <w:t>2026-05-20</w:t>
       <w:br/>
       <w:br/>
     </w:r>

--- a/klagomål/A 10977-2026 FSC-klagomål.docx
+++ b/klagomål/A 10977-2026 FSC-klagomål.docx
@@ -722,7 +722,7 @@
     <w:r>
       <w:tab/>
       <w:tab/>
-      <w:t>2026-05-20</w:t>
+      <w:t>2026-05-21</w:t>
       <w:br/>
       <w:br/>
     </w:r>

--- a/klagomål/A 10977-2026 FSC-klagomål.docx
+++ b/klagomål/A 10977-2026 FSC-klagomål.docx
@@ -722,7 +722,7 @@
     <w:r>
       <w:tab/>
       <w:tab/>
-      <w:t>2026-05-21</w:t>
+      <w:t>2026-05-22</w:t>
       <w:br/>
       <w:br/>
     </w:r>

--- a/klagomål/A 10977-2026 FSC-klagomål.docx
+++ b/klagomål/A 10977-2026 FSC-klagomål.docx
@@ -722,7 +722,7 @@
     <w:r>
       <w:tab/>
       <w:tab/>
-      <w:t>2026-05-22</w:t>
+      <w:t>2026-05-23</w:t>
       <w:br/>
       <w:br/>
     </w:r>

--- a/klagomål/A 10977-2026 FSC-klagomål.docx
+++ b/klagomål/A 10977-2026 FSC-klagomål.docx
@@ -722,7 +722,7 @@
     <w:r>
       <w:tab/>
       <w:tab/>
-      <w:t>2026-05-23</w:t>
+      <w:t>2026-05-24</w:t>
       <w:br/>
       <w:br/>
     </w:r>

--- a/klagomål/A 10977-2026 FSC-klagomål.docx
+++ b/klagomål/A 10977-2026 FSC-klagomål.docx
@@ -722,7 +722,7 @@
     <w:r>
       <w:tab/>
       <w:tab/>
-      <w:t>2026-05-24</w:t>
+      <w:t>2026-05-25</w:t>
       <w:br/>
       <w:br/>
     </w:r>

--- a/klagomål/A 10977-2026 FSC-klagomål.docx
+++ b/klagomål/A 10977-2026 FSC-klagomål.docx
@@ -722,7 +722,7 @@
     <w:r>
       <w:tab/>
       <w:tab/>
-      <w:t>2026-05-25</w:t>
+      <w:t>2026-05-26</w:t>
       <w:br/>
       <w:br/>
     </w:r>

--- a/klagomål/A 10977-2026 FSC-klagomål.docx
+++ b/klagomål/A 10977-2026 FSC-klagomål.docx
@@ -722,7 +722,7 @@
     <w:r>
       <w:tab/>
       <w:tab/>
-      <w:t>2026-05-26</w:t>
+      <w:t>2026-05-27</w:t>
       <w:br/>
       <w:br/>
     </w:r>

--- a/klagomål/A 10977-2026 FSC-klagomål.docx
+++ b/klagomål/A 10977-2026 FSC-klagomål.docx
@@ -722,7 +722,7 @@
     <w:r>
       <w:tab/>
       <w:tab/>
-      <w:t>2026-05-27</w:t>
+      <w:t>2026-05-28</w:t>
       <w:br/>
       <w:br/>
     </w:r>

--- a/klagomål/A 10977-2026 FSC-klagomål.docx
+++ b/klagomål/A 10977-2026 FSC-klagomål.docx
@@ -722,7 +722,7 @@
     <w:r>
       <w:tab/>
       <w:tab/>
-      <w:t>2026-05-28</w:t>
+      <w:t>2026-05-29</w:t>
       <w:br/>
       <w:br/>
     </w:r>

--- a/klagomål/A 10977-2026 FSC-klagomål.docx
+++ b/klagomål/A 10977-2026 FSC-klagomål.docx
@@ -722,7 +722,7 @@
     <w:r>
       <w:tab/>
       <w:tab/>
-      <w:t>2026-05-29</w:t>
+      <w:t>2026-05-30</w:t>
       <w:br/>
       <w:br/>
     </w:r>

--- a/klagomål/A 10977-2026 FSC-klagomål.docx
+++ b/klagomål/A 10977-2026 FSC-klagomål.docx
@@ -722,7 +722,7 @@
     <w:r>
       <w:tab/>
       <w:tab/>
-      <w:t>2026-05-30</w:t>
+      <w:t>2026-05-31</w:t>
       <w:br/>
       <w:br/>
     </w:r>

--- a/klagomål/A 10977-2026 FSC-klagomål.docx
+++ b/klagomål/A 10977-2026 FSC-klagomål.docx
@@ -722,7 +722,7 @@
     <w:r>
       <w:tab/>
       <w:tab/>
-      <w:t>2026-05-31</w:t>
+      <w:t>2026-06-01</w:t>
       <w:br/>
       <w:br/>
     </w:r>

--- a/klagomål/A 10977-2026 FSC-klagomål.docx
+++ b/klagomål/A 10977-2026 FSC-klagomål.docx
@@ -722,7 +722,7 @@
     <w:r>
       <w:tab/>
       <w:tab/>
-      <w:t>2026-06-01</w:t>
+      <w:t>2026-06-02</w:t>
       <w:br/>
       <w:br/>
     </w:r>

--- a/klagomål/A 10977-2026 FSC-klagomål.docx
+++ b/klagomål/A 10977-2026 FSC-klagomål.docx
@@ -722,7 +722,7 @@
     <w:r>
       <w:tab/>
       <w:tab/>
-      <w:t>2026-06-02</w:t>
+      <w:t>2026-06-03</w:t>
       <w:br/>
       <w:br/>
     </w:r>

--- a/klagomål/A 10977-2026 FSC-klagomål.docx
+++ b/klagomål/A 10977-2026 FSC-klagomål.docx
@@ -722,7 +722,7 @@
     <w:r>
       <w:tab/>
       <w:tab/>
-      <w:t>2026-06-03</w:t>
+      <w:t>2026-06-04</w:t>
       <w:br/>
       <w:br/>
     </w:r>

--- a/klagomål/A 10977-2026 FSC-klagomål.docx
+++ b/klagomål/A 10977-2026 FSC-klagomål.docx
@@ -722,7 +722,7 @@
     <w:r>
       <w:tab/>
       <w:tab/>
-      <w:t>2026-06-04</w:t>
+      <w:t>2026-06-05</w:t>
       <w:br/>
       <w:br/>
     </w:r>

--- a/klagomål/A 10977-2026 FSC-klagomål.docx
+++ b/klagomål/A 10977-2026 FSC-klagomål.docx
@@ -722,7 +722,7 @@
     <w:r>
       <w:tab/>
       <w:tab/>
-      <w:t>2026-06-05</w:t>
+      <w:t>2026-06-06</w:t>
       <w:br/>
       <w:br/>
     </w:r>

--- a/klagomål/A 10977-2026 FSC-klagomål.docx
+++ b/klagomål/A 10977-2026 FSC-klagomål.docx
@@ -722,7 +722,7 @@
     <w:r>
       <w:tab/>
       <w:tab/>
-      <w:t>2026-06-06</w:t>
+      <w:t>2026-06-07</w:t>
       <w:br/>
       <w:br/>
     </w:r>

--- a/klagomål/A 10977-2026 FSC-klagomål.docx
+++ b/klagomål/A 10977-2026 FSC-klagomål.docx
@@ -722,7 +722,7 @@
     <w:r>
       <w:tab/>
       <w:tab/>
-      <w:t>2026-06-07</w:t>
+      <w:t>2026-06-08</w:t>
       <w:br/>
       <w:br/>
     </w:r>

--- a/klagomål/A 10977-2026 FSC-klagomål.docx
+++ b/klagomål/A 10977-2026 FSC-klagomål.docx
@@ -722,7 +722,7 @@
     <w:r>
       <w:tab/>
       <w:tab/>
-      <w:t>2026-06-08</w:t>
+      <w:t>2026-06-09</w:t>
       <w:br/>
       <w:br/>
     </w:r>

--- a/klagomål/A 10977-2026 FSC-klagomål.docx
+++ b/klagomål/A 10977-2026 FSC-klagomål.docx
@@ -722,7 +722,7 @@
     <w:r>
       <w:tab/>
       <w:tab/>
-      <w:t>2026-06-09</w:t>
+      <w:t>2026-06-10</w:t>
       <w:br/>
       <w:br/>
     </w:r>

--- a/klagomål/A 10977-2026 FSC-klagomål.docx
+++ b/klagomål/A 10977-2026 FSC-klagomål.docx
@@ -722,7 +722,7 @@
     <w:r>
       <w:tab/>
       <w:tab/>
-      <w:t>2026-06-10</w:t>
+      <w:t>2026-06-11</w:t>
       <w:br/>
       <w:br/>
     </w:r>

--- a/klagomål/A 10977-2026 FSC-klagomål.docx
+++ b/klagomål/A 10977-2026 FSC-klagomål.docx
@@ -722,7 +722,7 @@
     <w:r>
       <w:tab/>
       <w:tab/>
-      <w:t>2026-06-11</w:t>
+      <w:t>2026-06-12</w:t>
       <w:br/>
       <w:br/>
     </w:r>

--- a/klagomål/A 10977-2026 FSC-klagomål.docx
+++ b/klagomål/A 10977-2026 FSC-klagomål.docx
@@ -722,7 +722,7 @@
     <w:r>
       <w:tab/>
       <w:tab/>
-      <w:t>2026-06-12</w:t>
+      <w:t>2026-06-13</w:t>
       <w:br/>
       <w:br/>
     </w:r>

--- a/klagomål/A 10977-2026 FSC-klagomål.docx
+++ b/klagomål/A 10977-2026 FSC-klagomål.docx
@@ -722,7 +722,7 @@
     <w:r>
       <w:tab/>
       <w:tab/>
-      <w:t>2026-06-13</w:t>
+      <w:t>2026-06-14</w:t>
       <w:br/>
       <w:br/>
     </w:r>

--- a/klagomål/A 10977-2026 FSC-klagomål.docx
+++ b/klagomål/A 10977-2026 FSC-klagomål.docx
@@ -722,7 +722,7 @@
     <w:r>
       <w:tab/>
       <w:tab/>
-      <w:t>2026-06-15</w:t>
+      <w:t>2026-06-16</w:t>
       <w:br/>
       <w:br/>
     </w:r>

--- a/klagomål/A 10977-2026 FSC-klagomål.docx
+++ b/klagomål/A 10977-2026 FSC-klagomål.docx
@@ -722,7 +722,7 @@
     <w:r>
       <w:tab/>
       <w:tab/>
-      <w:t>2026-06-16</w:t>
+      <w:t>2026-06-17</w:t>
       <w:br/>
       <w:br/>
     </w:r>

--- a/klagomål/A 10977-2026 FSC-klagomål.docx
+++ b/klagomål/A 10977-2026 FSC-klagomål.docx
@@ -1,6 +1,6 @@
 
 <file path=word/document.xml><?xml version="1.0" encoding="utf-8"?>
-<w:document xmlns:wpc="http://schemas.microsoft.com/office/word/2010/wordprocessingCanvas" xmlns:cx="http://schemas.microsoft.com/office/drawing/2014/chartex" xmlns:cx1="http://schemas.microsoft.com/office/drawing/2015/9/8/chartex" xmlns:cx2="http://schemas.microsoft.com/office/drawing/2015/10/21/chartex" xmlns:cx3="http://schemas.microsoft.com/office/drawing/2016/5/9/chartex" xmlns:cx4="http://schemas.microsoft.com/office/drawing/2016/5/10/chartex" xmlns:cx5="http://schemas.microsoft.com/office/drawing/2016/5/11/chartex" xmlns:cx6="http://schemas.microsoft.com/office/drawing/2016/5/12/chartex" xmlns:cx7="http://schemas.microsoft.com/office/drawing/2016/5/13/chartex" xmlns:cx8="http://schemas.microsoft.com/office/drawing/2016/5/14/chartex" xmlns:mc="http://schemas.openxmlformats.org/markup-compatibility/2006" xmlns:aink="http://schemas.microsoft.com/office/drawing/2016/ink" xmlns:am3d="http://schemas.microsoft.com/office/drawing/2017/model3d" xmlns:o="urn:schemas-microsoft-com:office:office" xmlns:oel="http://schemas.microsoft.com/office/2019/extlst" xmlns:r="http://schemas.openxmlformats.org/officeDocument/2006/relationships" xmlns:m="http://schemas.openxmlformats.org/officeDocument/2006/math" xmlns:v="urn:schemas-microsoft-com:vml" xmlns:wp14="http://schemas.microsoft.com/office/word/2010/wordprocessingDrawing" xmlns:wp="http://schemas.openxmlformats.org/drawingml/2006/wordprocessingDrawing" xmlns:w10="urn:schemas-microsoft-com:office:word" xmlns:w="http://schemas.openxmlformats.org/wordprocessingml/2006/main" xmlns:w14="http://schemas.microsoft.com/office/word/2010/wordml" xmlns:w15="http://schemas.microsoft.com/office/word/2012/wordml" xmlns:w16cex="http://schemas.microsoft.com/office/word/2018/wordml/cex" xmlns:w16cid="http://schemas.microsoft.com/office/word/2016/wordml/cid" xmlns:w16="http://schemas.microsoft.com/office/word/2018/wordml" xmlns:w16sdtdh="http://schemas.microsoft.com/office/word/2020/wordml/sdtdatahash" xmlns:w16se="http://schemas.microsoft.com/office/word/2015/wordml/symex" xmlns:wpg="http://schemas.microsoft.com/office/word/2010/wordprocessingGroup" xmlns:wpi="http://schemas.microsoft.com/office/word/2010/wordprocessingInk" xmlns:wne="http://schemas.microsoft.com/office/word/2006/wordml" xmlns:wps="http://schemas.microsoft.com/office/word/2010/wordprocessingShape" mc:Ignorable="w14 w15 w16se w16cid w16 w16cex w16sdtdh wp14">
+<w:document xmlns:wpc="http://schemas.microsoft.com/office/word/2010/wordprocessingCanvas" xmlns:cx="http://schemas.microsoft.com/office/drawing/2014/chartex" xmlns:cx1="http://schemas.microsoft.com/office/drawing/2015/9/8/chartex" xmlns:cx2="http://schemas.microsoft.com/office/drawing/2015/10/21/chartex" xmlns:cx3="http://schemas.microsoft.com/office/drawing/2016/5/9/chartex" xmlns:cx4="http://schemas.microsoft.com/office/drawing/2016/5/10/chartex" xmlns:cx5="http://schemas.microsoft.com/office/drawing/2016/5/11/chartex" xmlns:cx6="http://schemas.microsoft.com/office/drawing/2016/5/12/chartex" xmlns:cx7="http://schemas.microsoft.com/office/drawing/2016/5/13/chartex" xmlns:cx8="http://schemas.microsoft.com/office/drawing/2016/5/14/chartex" xmlns:mc="http://schemas.openxmlformats.org/markup-compatibility/2006" xmlns:aink="http://schemas.microsoft.com/office/drawing/2016/ink" xmlns:am3d="http://schemas.microsoft.com/office/drawing/2017/model3d" xmlns:o="urn:schemas-microsoft-com:office:office" xmlns:oel="http://schemas.microsoft.com/office/2019/extlst" xmlns:r="http://schemas.openxmlformats.org/officeDocument/2006/relationships" xmlns:m="http://schemas.openxmlformats.org/officeDocument/2006/math" xmlns:v="urn:schemas-microsoft-com:vml" xmlns:wp14="http://schemas.microsoft.com/office/word/2010/wordprocessingDrawing" xmlns:wp="http://schemas.openxmlformats.org/drawingml/2006/wordprocessingDrawing" xmlns:w10="urn:schemas-microsoft-com:office:word" xmlns:w="http://schemas.openxmlformats.org/wordprocessingml/2006/main" xmlns:w14="http://schemas.microsoft.com/office/word/2010/wordml" xmlns:w15="http://schemas.microsoft.com/office/word/2012/wordml" xmlns:w16cex="http://schemas.microsoft.com/office/word/2018/wordml/cex" xmlns:w16cid="http://schemas.microsoft.com/office/word/2016/wordml/cid" xmlns:w16="http://schemas.microsoft.com/office/word/2018/wordml" xmlns:w16du="http://schemas.microsoft.com/office/word/2023/wordml/word16du" xmlns:w16sdtdh="http://schemas.microsoft.com/office/word/2020/wordml/sdtdatahash" xmlns:w16sdtfl="http://schemas.microsoft.com/office/word/2024/wordml/sdtformatlock" xmlns:w16se="http://schemas.microsoft.com/office/word/2015/wordml/symex" xmlns:wpg="http://schemas.microsoft.com/office/word/2010/wordprocessingGroup" xmlns:wpi="http://schemas.microsoft.com/office/word/2010/wordprocessingInk" xmlns:wne="http://schemas.microsoft.com/office/word/2006/wordml" xmlns:wps="http://schemas.microsoft.com/office/word/2010/wordprocessingShape" mc:Ignorable="w14 w15 w16se w16cid w16 w16cex w16sdtdh w16sdtfl w16du wp14">
   <w:body>
     <w:p>
       <w:r>
@@ -168,12 +168,12 @@
     </w:p>
     <w:p>
       <w:r>
-        <w:t>Detta dokument behandlar höga naturvärden i avverkningsanmälan A 10977-2026 i Sundsvalls kommun. Denna avverkningsanmälan inkom 2026-02-26 00:00:00 och omfattar 11,7 ha.</w:t>
+        <w:t>Detta dokument behandlar höga naturvärden i avverkningsanmälan A 10977-2026 i Sundsvalls kommun som inkom 2026-02-26 och omfattar 11,7 ha.</w:t>
       </w:r>
     </w:p>
     <w:p>
       <w:r>
-        <w:t>Nedan presenteras fynd av naturvårdsarter och fridlysta arter som gjorts i det avverkningsanmälda området, samt relevanta utdrag ur standarderna för FSC, Chain of Custody, Controlled Wood och PEFC.</w:t>
+        <w:t>Nedan presenteras fynd av naturvårdsarter och fridlysta arter som gjorts i det avverkningsanmälda området, samt relevanta utdrag ur standarderna för FSC, Chain of Custody, Controlled Wood och PEFC. I BILAGA 1 finns artfakta om fridlysta och rödlistade arter.</w:t>
       </w:r>
     </w:p>
     <w:p>
@@ -191,12 +191,15 @@
     </w:p>
     <w:p>
       <w:r>
-        <w:t>I avverkningsanmälan har följande 3 naturvårdsarter hittats: grönkulla (S, §8), vårärt (S) och nattviol (§8). Arter som är signalarter enligt Skogsstyrelsen har markerats med (S). För fridlysta arter anges även paragrafen i Artskyddsförordningen som arten är fridlyst enligt.</w:t>
+        <w:t>I och inom 21 meter från avverkningsanmälan har följande 11 naturvårdsarter hittats: brandtaggsvamp (EN), svartfjällig musseron (VU), lunglav (NT, T), talltita (NT, §4), vårärt (NT, T), grönkulla (S, T, §8), plattlummer (S, T, §9), stor aspticka (S, T), tibast (S, T), blåsippa (T, §9) och nattviol (§8). Av dessa är 5 rödlistade. För rödlistade arter har rödlistekategorin angivits inom parentes. Arter som är signalarter enligt Skogsstyrelsen har markerats med (S). Typiska arter inom Natura 2000 som är kopplade till skogsekosystem har markerats med (T). För fridlysta arter anges även paragrafen i Artskyddsförordningen som arten är fridlyst enligt.</w:t>
       </w:r>
     </w:p>
     <w:p>
       <w:r>
-        <w:t>De påträffade naturvårdsarterna är ett tydligt kvitto på att detta rör sig om en skog med höga naturvärden. I Figur 1 visas en karta över det avverkningsanmälda området, där samtliga fyndplatser för naturvårdsarter som finns registrerade på Artportalen har markerats.</w:t>
+        <w:t>De påträffade naturvårdsarterna är ett tydligt kvitto på att det rör sig om en skog med höga naturvärden.</w:t>
+      </w:r>
+      <w:r>
+        <w:t xml:space="preserve"> I Figur 1 visas fyndplatser för naturvårdsarter i området, som finns registrerade på Artportalen.</w:t>
       </w:r>
     </w:p>
     <w:p>
@@ -206,7 +209,7 @@
       <w:r>
         <w:drawing>
           <wp:inline xmlns:a="http://schemas.openxmlformats.org/drawingml/2006/main" xmlns:pic="http://schemas.openxmlformats.org/drawingml/2006/picture">
-            <wp:extent cx="5486400" cy="6117021"/>
+            <wp:extent cx="5424124" cy="5688000"/>
             <wp:docPr id="1" name="Picture 1"/>
             <wp:cNvGraphicFramePr>
               <a:graphicFrameLocks noChangeAspect="1"/>
@@ -227,7 +230,7 @@
                   <pic:spPr>
                     <a:xfrm>
                       <a:off x="0" y="0"/>
-                      <a:ext cx="5486400" cy="6117021"/>
+                      <a:ext cx="5424124" cy="5688000"/>
                     </a:xfrm>
                     <a:prstGeom prst="rect"/>
                   </pic:spPr>
@@ -241,9 +244,275 @@
     <w:p>
       <w:pPr>
         <w:pStyle w:val="Caption"/>
+        <w:spacing w:after="240"/>
       </w:pPr>
       <w:r>
-        <w:t>Figur 1. Fyndplatser för naturvårdsarter i det avverkningsanmälda området (röd linje). Markörer utan svart kant är placerade på fyndplatsen. Markörer med svart kant är placerade vid sidan av fyndplatsen och har ett svart streck som visar fyndplatsens exakta position. Kartans mittpunktskoordinat är N 6924449, E 592568 i SWEREF 99 TM.</w:t>
+        <w:t>Figur 1. Fyndplatser för naturvårdsarter i och inom 21 meter från avverkningsanmälan (röd linje). Markörer utan svart kant är placerade på fyndplatsen. Markörer med svart kant är placerade vid sidan av fyndplatsen och har ett svart streck som visar fyndplatsens exakta position. Kartans mittpunktskoordinat är N 6924449, E 592568 i SWEREF 99 TM.</w:t>
+      </w:r>
+    </w:p>
+    <w:p>
+      <w:pPr>
+        <w:pStyle w:val="Heading2"/>
+      </w:pPr>
+      <w:r>
+        <w:t>Fridlysta arter</w:t>
+      </w:r>
+    </w:p>
+    <w:p>
+      <w:r>
+        <w:t>Följande fridlysta arter har sina livsmiljöer och växtplatser i den avverkningsanmälda skogen: talltita (NT, §4), grönkulla (S, T, §8), plattlummer (S, T, §9), blåsippa (T, §9) och nattviol (§8).</w:t>
+      </w:r>
+    </w:p>
+    <w:p>
+      <w:r>
+        <w:t xml:space="preserve">Observera att medlemsländerna är skyldiga att agera i enlighet med EU:s fågeldirektiv där det uttryckligen står att direktivet gäller för fåglar samt för deras ägg, bon och </w:t>
+      </w:r>
+      <w:r>
+        <w:rPr>
+          <w:b/>
+        </w:rPr>
+        <w:t xml:space="preserve">livsmiljöer </w:t>
+      </w:r>
+      <w:r>
+        <w:t>(artikel 1). Vidare att de åtgärder som vidtas inte får leda till en försämring av den nuvarande situationen beträffande bevarandet av de fågelarter som avses i artikel 1 (artikel 13). Fågeldirektivet är styrande för tillsynsansvariga myndigheters ärendehantering, ställningstaganden och beslutsfattande.</w:t>
+      </w:r>
+    </w:p>
+    <w:p>
+      <w:r>
+        <w:rPr>
+          <w:b/>
+        </w:rPr>
+        <w:t>Blåsippa (§9)</w:t>
+      </w:r>
+      <w:r>
+        <w:t xml:space="preserve"> är typisk art för </w:t>
+      </w:r>
+      <w:r>
+        <w:rPr>
+          <w:i/>
+        </w:rPr>
+        <w:t>9050 Näringsrik granskog, 9020 Nordlig ädellövskog</w:t>
+      </w:r>
+      <w:r>
+        <w:t xml:space="preserve"> och </w:t>
+      </w:r>
+      <w:r>
+        <w:rPr>
+          <w:i/>
+        </w:rPr>
+        <w:t>8240 Karsthällmarker</w:t>
+      </w:r>
+      <w:r>
+        <w:t xml:space="preserve"> (SLU Artdatabanken, 2025).</w:t>
+      </w:r>
+    </w:p>
+    <w:p>
+      <w:r>
+        <w:rPr>
+          <w:b/>
+        </w:rPr>
+        <w:t xml:space="preserve">Grönkulla (§8) </w:t>
+      </w:r>
+      <w:r>
+        <w:t xml:space="preserve">är typisk art för </w:t>
+      </w:r>
+      <w:r>
+        <w:rPr>
+          <w:i/>
+        </w:rPr>
+        <w:t xml:space="preserve">9040 Fjällbjörkskog, 9070 Trädklädd betesmark, 6170 Alpina kalkgräsmarker, 6520 Höglänta slåtterängar </w:t>
+      </w:r>
+      <w:r>
+        <w:t>och</w:t>
+      </w:r>
+      <w:r>
+        <w:rPr>
+          <w:i/>
+        </w:rPr>
+        <w:t xml:space="preserve"> 6210 Kalkgräsmarker </w:t>
+      </w:r>
+      <w:r>
+        <w:t>(SLU Artdatabanken, 2025).</w:t>
+      </w:r>
+    </w:p>
+    <w:p>
+      <w:r>
+        <w:rPr>
+          <w:b/>
+        </w:rPr>
+        <w:t>Plattlummer (§9)</w:t>
+      </w:r>
+      <w:r>
+        <w:t xml:space="preserve"> växer främst i ljusöppna sandtallskogar eller annan gles, torr och brandpräglad hedbarrskog. Den är mest frekvent i olika typer av naturskogar och kontinuitetsskogar och missgynnas markant av slutavverkning och maskinell markberedning. Söder ut i landet förekommer de närstående arterna cypresslummer (VU, §8) och mellanlummer (VU, §9), vilka båda omfattas av EU:s art- och habitatdirektiv. Plattlummer är typisk art för </w:t>
+      </w:r>
+      <w:r>
+        <w:rPr>
+          <w:i/>
+        </w:rPr>
+        <w:t xml:space="preserve">9010 Taiga </w:t>
+      </w:r>
+      <w:r>
+        <w:t>och</w:t>
+      </w:r>
+      <w:r>
+        <w:rPr>
+          <w:i/>
+        </w:rPr>
+        <w:t xml:space="preserve"> 2320 Rissandhedar </w:t>
+      </w:r>
+      <w:r>
+        <w:t>(Nitare &amp; Skogsstyrelsen, 2019; SLU Artdatabanken, 2025).</w:t>
+      </w:r>
+    </w:p>
+    <w:p>
+      <w:r>
+        <w:rPr>
+          <w:b/>
+        </w:rPr>
+        <w:t>Talltita (NT, §4)</w:t>
+      </w:r>
+      <w:r>
+        <w:t>, rödlistad som nära hotad och prioriterad art i Skogsvårdslagen, har häckningsrevir i anmälan. Arten har minskat kraftigt de senaste 30 åren och minskningstakten innevarande 10-årsperiod beräknas till 20 (10–30) %. Talltitan är synnerligen trogen sitt cirka 15 hektar stora revir och är beroende av flerskiktade olikåldriga skogar för att kunna föda upp sina ungar. Talltitan försvinner om dess livsmiljö kalavverkas (Eggers &amp; Low, 2014; Ekman, 1979; Griesser et al, 2007; Klein, 2020; Siffczyk et al, 2003; SLU Artdatabanken, 2021).</w:t>
+      </w:r>
+    </w:p>
+    <w:p>
+      <w:r>
+        <w:t>I BILAGA 1 finns mer detaljerad information om ekologi samt krav på livsmiljö hos fridlysta arter.</w:t>
+      </w:r>
+    </w:p>
+    <w:p>
+      <w:pPr>
+        <w:pStyle w:val="Heading2"/>
+      </w:pPr>
+      <w:r>
+        <w:t>Övriga naturvårdsarter</w:t>
+      </w:r>
+    </w:p>
+    <w:p>
+      <w:r>
+        <w:rPr>
+          <w:b/>
+        </w:rPr>
+        <w:t xml:space="preserve">Brandtaggsvamp (EN) </w:t>
+      </w:r>
+      <w:r>
+        <w:t>är en sällsynt och starkt hotad svamp som bildar mykorrhiza med gran i äldre barrskogar med lång kontinuitet, främst på kalkrik eller annan basiskt påverkad mark. Arten är placerad högst upp i Skogsstyrelsens värdepyramid för bedömning av skog med höga naturvärden och hotas främst av avverkning av kalkpåverkad barrskog. Den tål inte en slutavverkning utan kräver ett kontinuerligt äldre trädskikt med gran. Kalkpåverkade barrskogar med lång kontinuitet, även små områden, har ett mycket högt skyddsvärde och bör i största möjliga utsträckning undantas från trakthyggesbruk. Slutavverkning, kraftig gallring och skogsmarksgödsling måste helt undvikas, liksom körning med tunga maskiner. Lokalerna bör bevakas, följas upp och skyddas formellt (SLU Artdatabanken, 2026; Nitare &amp; Skogsstyrelsen, 2019).</w:t>
+      </w:r>
+    </w:p>
+    <w:p>
+      <w:r>
+        <w:rPr>
+          <w:b/>
+        </w:rPr>
+        <w:t>Lunglav (NT)</w:t>
+      </w:r>
+      <w:r>
+        <w:t xml:space="preserve"> är en av vårt lands främsta signalarter som överallt indikerar gamla lövträd, skogsbestånd med höga naturvärden och ekosystem med långskoglig kontinuitet. Lokalt kan förekomsten vara mycket riklig men den hittas nästan enbart i gamla och ej slutavverkade skogar. Artens samtliga förekomster bör uppmärksammas från naturvårdssynpunkt, då många lokaler även hyser andra ovanliga och rödlistade arter. Rikliga förekomster bör skyddas med biotopskydd, frivilliga avsättningar eller reservat. På lunglav kan de sällsynta lavparasiterna lunglavshårprick (CR), </w:t>
+      </w:r>
+      <w:r>
+        <w:rPr>
+          <w:i/>
+        </w:rPr>
+        <w:t>Abrothallus diederichii</w:t>
+      </w:r>
+      <w:r>
+        <w:t xml:space="preserve"> (VU), </w:t>
+      </w:r>
+      <w:r>
+        <w:rPr>
+          <w:i/>
+        </w:rPr>
+        <w:t>Abrothallus lobariae</w:t>
+      </w:r>
+      <w:r>
+        <w:t xml:space="preserve"> (VU), </w:t>
+      </w:r>
+      <w:r>
+        <w:rPr>
+          <w:i/>
+        </w:rPr>
+        <w:t>Calycina lobariae</w:t>
+      </w:r>
+      <w:r>
+        <w:t xml:space="preserve"> (VU), lunglavsknapp (VU) och skrovelmössing (VU) påträffas. Lunglav är typisk art för </w:t>
+      </w:r>
+      <w:r>
+        <w:rPr>
+          <w:i/>
+        </w:rPr>
+        <w:t>9010 Taiga, 9020 Nordlig ädellövskog, 9110 Näringsfattig bokskog, 9130 Näringsrik bokskog, 9160 Näringsrik ekskog, 9180 Ädellövskog i branter, 9190 Näringsfattig ekskog, 9070 Trädklädd betesmark, 9040 Fjällbjörkskog</w:t>
+      </w:r>
+      <w:r>
+        <w:t xml:space="preserve"> och</w:t>
+      </w:r>
+      <w:r>
+        <w:rPr>
+          <w:i/>
+        </w:rPr>
+        <w:t xml:space="preserve"> 6530 Lövängar</w:t>
+      </w:r>
+      <w:r>
+        <w:t xml:space="preserve"> (SLU Artdatabanken, 2026; Nitare &amp; Skogsstyrelsen, 2019).</w:t>
+      </w:r>
+    </w:p>
+    <w:p>
+      <w:r>
+        <w:rPr>
+          <w:b/>
+        </w:rPr>
+        <w:t>Stor aspticka</w:t>
+      </w:r>
+      <w:r>
+        <w:t xml:space="preserve"> är knuten till gamla levande aspar och orsakar karaktäristiska inbuktningar i stammen (så kallad nekroser). Slutavverknings- och gallringsåtgärder i löv- och blandskogsbestånd som innebär att tillgången på grov asp minskar är ett hot mot arten. Det är viktigt att äldre aspar och aspbestånd sparas och för att gynna arten på sikt bör aspinslagen i t.ex. bergbranter, raviner, skogsbryn och kring äldre odlingsmarker generellt sparas i större utsträckning än vad som görs idag. Stor aspticka är typisk art för </w:t>
+      </w:r>
+      <w:r>
+        <w:rPr>
+          <w:i/>
+        </w:rPr>
+        <w:t xml:space="preserve">9010 Taiga </w:t>
+      </w:r>
+      <w:r>
+        <w:t xml:space="preserve">och </w:t>
+      </w:r>
+      <w:r>
+        <w:rPr>
+          <w:i/>
+        </w:rPr>
+        <w:t>9030 Landhöjningsskog</w:t>
+      </w:r>
+      <w:r>
+        <w:t xml:space="preserve"> (SLU Artdatabanken, 2024; Nitare &amp; Skogsstyrelsen, 2019).</w:t>
+      </w:r>
+    </w:p>
+    <w:p>
+      <w:r>
+        <w:rPr>
+          <w:b/>
+        </w:rPr>
+        <w:t>Svartfjällig musseron (VU)</w:t>
+      </w:r>
+      <w:r>
+        <w:t xml:space="preserve"> är en sällsynt art som bildar mykorrhiza med gran på kalkrik mark. För att klara arten på sikt bör fler områden med granskog på kalkrik mark skyddas, särskilt i södra Sverige även om de är små. Växtplatser för denna art är alltid skyddsvärda eftersom de vanligen också innehåller många andra rödlistade svampar (SLU Artdatabanken, 2024; Nitare &amp; Skogsstyrelsen, 2019).</w:t>
+      </w:r>
+    </w:p>
+    <w:p>
+      <w:r>
+        <w:rPr>
+          <w:b/>
+        </w:rPr>
+        <w:t>Tibast</w:t>
+      </w:r>
+      <w:r>
+        <w:t xml:space="preserve"> är en kalkgynnad buske som växer på mullrik, frisk eller svagt fuktig mark, exempelvis i gamla kalkgranskogar, lövträdslundar, varma källpåverkade sluttningar och exklusiva biotoper kopplade till vattendrag. Förekomster i gammal skog visar på höga naturvärden och bör alltid noteras i samband med naturvärdesinventeringar. Tibast är typisk art för </w:t>
+      </w:r>
+      <w:r>
+        <w:rPr>
+          <w:i/>
+        </w:rPr>
+        <w:t>9050 Näringsrik granskog</w:t>
+      </w:r>
+      <w:r>
+        <w:t xml:space="preserve"> och värdväxt för de två fjärilsarterna större tibastmal och brun tibastmal (CR) (SLU Artdatabanken, 2024; Nitare &amp; Skogsstyrelsen, 2019).</w:t>
       </w:r>
     </w:p>
     <w:p>
@@ -280,12 +549,15 @@
         <w:pStyle w:val="Heading1"/>
       </w:pPr>
       <w:r>
-        <w:t>Fridlysta arter</w:t>
+        <w:t>Certifiering</w:t>
       </w:r>
     </w:p>
     <w:p>
-      <w:r>
-        <w:t>Följande fridlysta arter har sina livsmiljöer och växtplatser i den avverkningsanmälda skogen: grönkulla (S, §8) och nattviol (§8).</w:t>
+      <w:pPr>
+        <w:pStyle w:val="Heading2"/>
+      </w:pPr>
+      <w:r>
+        <w:t>Ur FSC-standarden</w:t>
       </w:r>
     </w:p>
     <w:p>
@@ -293,28 +565,245 @@
         <w:rPr>
           <w:b/>
         </w:rPr>
-        <w:t xml:space="preserve">Grönkulla (§8) </w:t>
-      </w:r>
-      <w:r>
-        <w:t xml:space="preserve">är typisk art för </w:t>
+        <w:t xml:space="preserve">PRINCIP 1: LAGEFTERLEVNAD: </w:t>
+      </w:r>
+      <w:r>
+        <w:t>Certifikatsinnehavaren ska följa alla tillämpliga lagar, förordningar och nationellt ratificerade internationella avtal, konventioner och överenskommelser.</w:t>
+      </w:r>
+    </w:p>
+    <w:p>
+      <w:r>
+        <w:rPr>
+          <w:b/>
+        </w:rPr>
+        <w:t xml:space="preserve">1.3.1 </w:t>
+      </w:r>
+      <w:r>
+        <w:t>Tillämpliga lagar och föreskrifter för brukandet av skogen följs.</w:t>
+      </w:r>
+    </w:p>
+    <w:p>
+      <w:pPr>
+        <w:pStyle w:val="ListBullet"/>
+      </w:pPr>
+      <w:r>
+        <w:rPr>
+          <w:b/>
+          <w:i/>
+        </w:rPr>
+        <w:t xml:space="preserve">Kommentar: </w:t>
+      </w:r>
+      <w:r>
+        <w:t>I den avverkningsanmälda skogen har fridlysta arter sina livsmiljöer och växtplatser. Att skada de fridlysta arternas livsmiljöer, växtplatser eller ekologiska funktion är inte tillåtet enligt artskyddsförordningen.</w:t>
       </w:r>
       <w:r>
         <w:rPr>
           <w:i/>
         </w:rPr>
-        <w:t xml:space="preserve">9040 Fjällbjörkskog, 9070 Trädklädd betesmark, 6170 Alpina kalkgräsmarker, 6520 Höglänta slåtterängar </w:t>
-      </w:r>
-      <w:r>
-        <w:t>och</w:t>
+        <w:t xml:space="preserve"> EU:s medlemsländer och skogsbolag är skyldiga att agera i enlighet med EU:s fågeldirektiv där det uttryckligen står att direktivet gäller för fåglar samt för deras ägg, bon och </w:t>
+      </w:r>
+      <w:r>
+        <w:rPr>
+          <w:b/>
+          <w:i/>
+        </w:rPr>
+        <w:t xml:space="preserve">livsmiljöer </w:t>
+      </w:r>
+      <w:r>
+        <w:t>(artikel 1). Vidare att de åtgärder som vidtas inte får leda till en försämring av den nuvarande situationen beträffande bevarandet av de fågelarter som avses i artikel 1 (artikel 13).</w:t>
+      </w:r>
+    </w:p>
+    <w:p>
+      <w:r>
+        <w:rPr>
+          <w:b/>
+        </w:rPr>
+        <w:t xml:space="preserve">6.4 </w:t>
+      </w:r>
+      <w:r>
+        <w:t>Certifikatsinnehavaren ska skydda sällsynta arter och hotade arter samt deras livsmiljöer inom skogsbruksenheten. Det ska ske genom avsättningar, andra skyddade områden och genom att skapa konnektivitet och/eller genom andra direkta åtgärder som gynnar dessa arters överlevnad och livskraft. Åtgärderna ska stå i förhållande till brukandets skala, intensitet och risk, samt till sällsynta och hotade arters bevarandestatus och ekologiska krav. Certifikatsinnehavaren ska beakta den geografiska spridningen och ekologiska krav hos sällsynta och hotade arter utanför skogsbruksenhetens gränser när beslut om åtgärder inom skogsbruksenheten ska fattas.</w:t>
+      </w:r>
+    </w:p>
+    <w:p>
+      <w:r>
+        <w:rPr>
+          <w:b/>
+        </w:rPr>
+        <w:t xml:space="preserve">6.4.3 </w:t>
+      </w:r>
+      <w:r>
+        <w:t>Bevarandeåtgärder genomförs för de kända förekomster av rödlistade arter som påverkas av skogsbruk.</w:t>
+      </w:r>
+    </w:p>
+    <w:p>
+      <w:pPr>
+        <w:pStyle w:val="ListBullet"/>
+      </w:pPr>
+      <w:r>
+        <w:rPr>
+          <w:b/>
+          <w:i/>
+        </w:rPr>
+        <w:t xml:space="preserve">Kommentar: </w:t>
       </w:r>
       <w:r>
         <w:rPr>
           <w:i/>
         </w:rPr>
-        <w:t xml:space="preserve"> 6210 Kalkgräsmarker </w:t>
-      </w:r>
-      <w:r>
-        <w:t>(SLU Artdatabanken, 2025).</w:t>
+        <w:t>I det avverkningsanmälda skogsområdet har 11 naturvårdsarter varav 5 rödlistade arter sina livsmiljöer och växtplatser.</w:t>
+      </w:r>
+    </w:p>
+    <w:p>
+      <w:pPr>
+        <w:pStyle w:val="Heading2"/>
+      </w:pPr>
+      <w:r>
+        <w:t>Ur Chain of Custody Certification (FSC-STD-40-004 ver 3.0)</w:t>
+      </w:r>
+    </w:p>
+    <w:p>
+      <w:r>
+        <w:rPr>
+          <w:b/>
+        </w:rPr>
+        <w:t xml:space="preserve">1.3 </w:t>
+      </w:r>
+      <w:r>
+        <w:t xml:space="preserve">The organization shall commit to the FSC values as defined in FSC-POL-01-004 Policy for the Association of Organizations with FSC. </w:t>
+      </w:r>
+    </w:p>
+    <w:p>
+      <w:pPr>
+        <w:pStyle w:val="Heading2"/>
+      </w:pPr>
+      <w:r>
+        <w:t>Ur FSC:s policy för associerade organisationer (FSC-POL-01-004)</w:t>
+      </w:r>
+    </w:p>
+    <w:p>
+      <w:r>
+        <w:t xml:space="preserve">Som “Chain of Custody”-certifierad organisation är skogsbolaget bunden av de fastställda reglerna i Del 1 Punkt 1 c) i Policy för organisationer associerade med FSC (FSC-POL-01-004 V2-0 EN + SVE version 2012-03-02): </w:t>
+      </w:r>
+    </w:p>
+    <w:p>
+      <w:pPr>
+        <w:pStyle w:val="ListNumber"/>
+      </w:pPr>
+      <w:r>
+        <w:t>De organisationer FSC kan acceptera association med får inte direkt eller indirekt ha några kopplingar till nedanstående, oacceptabla aktiviteter:</w:t>
+      </w:r>
+    </w:p>
+    <w:p>
+      <w:pPr>
+        <w:ind w:left="357"/>
+      </w:pPr>
+      <w:r>
+        <w:t>a) Olaglig skogsavverkning och handel med olagligt avverkat virke eller skogsprodukter</w:t>
+      </w:r>
+    </w:p>
+    <w:p>
+      <w:pPr>
+        <w:ind w:left="357"/>
+      </w:pPr>
+      <w:r>
+        <w:t>...</w:t>
+      </w:r>
+    </w:p>
+    <w:p>
+      <w:pPr>
+        <w:ind w:left="357"/>
+      </w:pPr>
+      <w:r>
+        <w:t>c) Skogsbruk som förstör höga naturvärden</w:t>
+      </w:r>
+    </w:p>
+    <w:p>
+      <w:pPr>
+        <w:ind w:left="357"/>
+      </w:pPr>
+      <w:r>
+        <w:t>d) Betydande omvandling av skog till plantager eller annan, icke skoglig, markanvändning</w:t>
+      </w:r>
+    </w:p>
+    <w:p>
+      <w:pPr>
+        <w:pStyle w:val="ListBullet"/>
+      </w:pPr>
+      <w:r>
+        <w:rPr>
+          <w:b/>
+          <w:i/>
+        </w:rPr>
+        <w:t xml:space="preserve">Kommentar: </w:t>
+      </w:r>
+      <w:r>
+        <w:rPr>
+          <w:i/>
+        </w:rPr>
+        <w:t>Avverkning av skog med höga naturvärden samt skada på fridlysta arter strider både mot FSC Controlled Wood-standarden och FSC:s policy for associerade organisationer.</w:t>
+      </w:r>
+    </w:p>
+    <w:p>
+      <w:pPr>
+        <w:pStyle w:val="Heading2"/>
+      </w:pPr>
+      <w:r>
+        <w:t>Ur FSC Controlled Wood (FSC-STD-40-005)</w:t>
+      </w:r>
+    </w:p>
+    <w:p>
+      <w:r>
+        <w:t>Virke som inte accepteras i FSC-märkta produkter (oacceptabelt ursprung) enligt FSC Controlled Wood (FSC-STD-40-005):</w:t>
+      </w:r>
+    </w:p>
+    <w:p>
+      <w:pPr>
+        <w:pStyle w:val="ListNumber"/>
+      </w:pPr>
+      <w:r>
+        <w:t>Illegalt avverkat virke.</w:t>
+      </w:r>
+    </w:p>
+    <w:p>
+      <w:pPr>
+        <w:pStyle w:val="ListNumber"/>
+      </w:pPr>
+      <w:r>
+        <w:t>...</w:t>
+      </w:r>
+    </w:p>
+    <w:p>
+      <w:pPr>
+        <w:pStyle w:val="ListNumber"/>
+      </w:pPr>
+      <w:r>
+        <w:t>Virke från avverkningar som hotar höga naturvärden.</w:t>
+      </w:r>
+    </w:p>
+    <w:p>
+      <w:pPr>
+        <w:pStyle w:val="ListNumber"/>
+      </w:pPr>
+      <w:r>
+        <w:t>Virke från skog som konverteras till plantager eller icke-skogligt bruk.</w:t>
+      </w:r>
+    </w:p>
+    <w:p>
+      <w:pPr>
+        <w:pStyle w:val="ListBullet"/>
+      </w:pPr>
+      <w:r>
+        <w:rPr>
+          <w:b/>
+          <w:i/>
+        </w:rPr>
+        <w:t xml:space="preserve">Kommentar: </w:t>
+      </w:r>
+      <w:r>
+        <w:rPr>
+          <w:i/>
+        </w:rPr>
+        <w:t>Avverkning av skog med höga naturvärden samt skada på fridlysta arter strider både mot FSC Controlled Wood-standarden och FSC:s policy for associerade organisationer.</w:t>
       </w:r>
     </w:p>
     <w:p>
@@ -322,7 +811,108 @@
         <w:pStyle w:val="Heading1"/>
       </w:pPr>
       <w:r>
-        <w:t>Certifiering</w:t>
+        <w:t>Ur PEFC-standarden gällande lagefterlevnad</w:t>
+      </w:r>
+    </w:p>
+    <w:p>
+      <w:r>
+        <w:t>PEFC-standarden förutsätter att tillämplig svensk lagstiftning följs. Det är utsedd tillsynsmyndighet som ansvarar för tillsyn av lagens efterlevnad. PEFC-standarden återger innehållet i vissa certifieringskritiska lag- och föreskriftskrav vilka ska ingå i granskning av PEFC-systemets efterlevnad.</w:t>
+      </w:r>
+    </w:p>
+    <w:p>
+      <w:pPr>
+        <w:pStyle w:val="ListBullet"/>
+      </w:pPr>
+      <w:r>
+        <w:rPr>
+          <w:b/>
+          <w:i/>
+        </w:rPr>
+        <w:t xml:space="preserve">Kommentar: </w:t>
+      </w:r>
+      <w:r>
+        <w:rPr>
+          <w:i/>
+        </w:rPr>
+        <w:t>I den avverkningsanmälda skogen har fridlysta arter sina livsmiljöer och växtplatser. Att skada de fridlysta arternas livsmiljöer, växtplatser eller ekologiska funktion är inte tillåtet enligt artskyddsförordningen</w:t>
+      </w:r>
+    </w:p>
+    <w:p>
+      <w:r>
+        <w:br w:type="page"/>
+      </w:r>
+    </w:p>
+    <w:p>
+      <w:pPr>
+        <w:pStyle w:val="Title"/>
+      </w:pPr>
+      <w:r>
+        <w:t>BILAGA 1 –</w:t>
+        <w:br/>
+        <w:t>Fridlysta och rödlistade arter</w:t>
+      </w:r>
+    </w:p>
+    <w:p>
+      <w:pPr>
+        <w:pStyle w:val="Heading1"/>
+      </w:pPr>
+      <w:r>
+        <w:t>Lunglav – ekologi samt krav på livsmiljön</w:t>
+      </w:r>
+    </w:p>
+    <w:p>
+      <w:r>
+        <w:t xml:space="preserve">Lunglav (NT) är en av vårt lands främsta signalarter som överallt indikerar gamla lövträd, skogsbestånd med höga naturvärden och ekosystem med lång skoglig kontinuitet. Lokalt kan förekomsten vara mycket riklig men den hittas nästan enbart i gamla och ej slutavverkade skogar. Artens samtliga förekomster bör uppmärksammas från naturvårdssynpunkt, då många lokaler även hyser andra ovanliga och rödlistade arter, däribland de sällsynta lavparasiterna lunglavshårprick (CR), </w:t>
+      </w:r>
+      <w:r>
+        <w:rPr>
+          <w:i/>
+        </w:rPr>
+        <w:t>Abrothallus diederichii</w:t>
+      </w:r>
+      <w:r>
+        <w:t xml:space="preserve"> (VU), </w:t>
+      </w:r>
+      <w:r>
+        <w:rPr>
+          <w:i/>
+        </w:rPr>
+        <w:t>Abrothallus lobariae</w:t>
+      </w:r>
+      <w:r>
+        <w:t xml:space="preserve"> (VU), </w:t>
+      </w:r>
+      <w:r>
+        <w:rPr>
+          <w:i/>
+        </w:rPr>
+        <w:t>Calycina lobariae</w:t>
+      </w:r>
+      <w:r>
+        <w:t xml:space="preserve"> (VU), lunglavsknapp (VU) och skrovelmössing (VU), som växer på lunglav. Rikliga förekomster med lunglav bör skyddas med biotopskydd, frivilliga avsättningar eller reservat (SLU Artdatabanken, 2026; Nitare &amp; Skogsstyrelsen, 2019).</w:t>
+      </w:r>
+    </w:p>
+    <w:p>
+      <w:r>
+        <w:t xml:space="preserve">Lunglav är typisk art för </w:t>
+      </w:r>
+      <w:r>
+        <w:rPr>
+          <w:i/>
+        </w:rPr>
+        <w:t>9010 Taiga, 9020 Nordlig ädellövskog, 9110 Näringsfattig bokskog, 9130 Näringsrik bokskog, 9160 Näringsrik ekskog, 9180 Ädellövskog i branter, 9190 Näringsfattig ekskog, 9070 Trädklädd betesmark, 9040 Fjällbjörkskog</w:t>
+      </w:r>
+      <w:r>
+        <w:t xml:space="preserve"> och</w:t>
+      </w:r>
+      <w:r>
+        <w:rPr>
+          <w:i/>
+        </w:rPr>
+        <w:t xml:space="preserve"> 6530 Lövängar</w:t>
+      </w:r>
+      <w:r>
+        <w:t xml:space="preserve"> (SLU Artdatabanken, 2026).</w:t>
       </w:r>
     </w:p>
     <w:p>
@@ -330,84 +920,63 @@
         <w:pStyle w:val="Heading2"/>
       </w:pPr>
       <w:r>
-        <w:t>Ur FSC-standarden</w:t>
+        <w:t>Referenser – lunglav</w:t>
       </w:r>
     </w:p>
     <w:p>
       <w:r>
+        <w:t xml:space="preserve">Nitare, J. och Skogsstyrelsen, 2019. </w:t>
+      </w:r>
+      <w:r>
         <w:rPr>
-          <w:b/>
+          <w:i/>
         </w:rPr>
-        <w:t xml:space="preserve">PRINCIP 1: LAGEFTERLEVNAD: </w:t>
-      </w:r>
-      <w:r>
-        <w:t>Certifikatsinnehavaren ska följa alla tillämpliga lagar, förordningar och nationellt ratificerade internationella avtal, konventioner och överenskommelser.</w:t>
+        <w:t xml:space="preserve">Skyddsvärd skog – Naturvårdsarter och andra kriterier för naturvärdesbedömning. </w:t>
+      </w:r>
+      <w:r>
+        <w:t>Skogsstyrelsen.</w:t>
       </w:r>
     </w:p>
     <w:p>
       <w:r>
+        <w:t xml:space="preserve">SLU Artdatabanken, 2026. </w:t>
+      </w:r>
+      <w:r>
         <w:rPr>
-          <w:b/>
+          <w:i/>
         </w:rPr>
-        <w:t xml:space="preserve">1.3.1 </w:t>
-      </w:r>
-      <w:r>
-        <w:t>Tillämpliga lagar och föreskrifter för brukandet av skogen följs.</w:t>
+        <w:t xml:space="preserve">Artfaktablad. Naturvård – artfakta. </w:t>
+      </w:r>
+      <w:r>
+        <w:t>SLU Artdatabanken, Uppsala.</w:t>
       </w:r>
     </w:p>
     <w:p>
       <w:pPr>
-        <w:pStyle w:val="ListBullet"/>
+        <w:pStyle w:val="Heading1"/>
       </w:pPr>
       <w:r>
-        <w:rPr>
-          <w:b/>
-          <w:i/>
-        </w:rPr>
-        <w:t xml:space="preserve">Kommentar: </w:t>
-      </w:r>
-      <w:r>
-        <w:t>I den avverkningsanmälda skogen har fridlysta arter sina livsmiljöer och växtplatser. Att skada de fridlysta arternas livsmiljöer, växtplatser eller ekologiska funktion är inte tillåtet enligt artskyddsförordningen.</w:t>
+        <w:t>Talltita – ekologi samt krav på livsmiljön</w:t>
       </w:r>
     </w:p>
     <w:p>
       <w:r>
-        <w:rPr>
-          <w:b/>
-        </w:rPr>
-        <w:t xml:space="preserve">6.4 </w:t>
-      </w:r>
-      <w:r>
-        <w:t>Certifikatsinnehavaren ska skydda sällsynta arter och hotade arter samt deras livsmiljöer inom skogsbruksenheten. Det ska ske genom avsättningar, andra skyddade områden och genom att skapa konnektivitet och/eller genom andra direkta åtgärder som gynnar dessa arters överlevnad och livskraft. Åtgärderna ska stå i förhållande till brukandets skala, intensitet och risk, samt till sällsynta och hotade arters bevarandestatus och ekologiska krav. Certifikatsinnehavaren ska beakta den geografiska spridningen och ekologiska krav hos sällsynta och hotade arter utanför skogsbruksenhetens gränser när beslut om åtgärder inom skogsbruksenheten ska fattas.</w:t>
+        <w:t>Talltita är rödlistad som NT, fridlyst och prioriterad art i Skogsvårdslagen. Den omfattas av EU:s fågeldirektiv. Arten har minskat kraftigt de senaste 30 åren och minskningstakten innevarande 10-årsperiod beräknas till 20 (10–30) % (SLU Artdatabanken, 2022).</w:t>
       </w:r>
     </w:p>
     <w:p>
       <w:r>
-        <w:rPr>
-          <w:b/>
-        </w:rPr>
-        <w:t xml:space="preserve">6.4.3 </w:t>
-      </w:r>
-      <w:r>
-        <w:t>Bevarandeåtgärder genomförs för de kända förekomster av rödlistade arter som påverkas av skogsbruk.</w:t>
+        <w:t>Talltita föredrar större sammanhängande barrskogar, och finns såväl i tallskog som granskog och i lövblandad barrskog. Skogens struktur är viktig och ska helst vara flerskiktad med riklig underväxt av mindre granar, björk och andra lövträd och buskar. Tillgång på murknande högstubbar är särskilt viktig, eftersom talltitan helst själv hackar ut sitt bohål (SLU Artdatabanken, 2022).</w:t>
       </w:r>
     </w:p>
     <w:p>
-      <w:pPr>
-        <w:pStyle w:val="ListBullet"/>
-      </w:pPr>
-      <w:r>
-        <w:rPr>
-          <w:b/>
-          <w:i/>
-        </w:rPr>
-        <w:t xml:space="preserve">Kommentar: </w:t>
-      </w:r>
-      <w:r>
-        <w:rPr>
-          <w:i/>
-        </w:rPr>
-        <w:t>I det avverkningsanmälda skogsområdet har 3 naturvårdsarter varav 0 rödlistade arter sina livsmiljöer och växtplatser.</w:t>
+      <w:r>
+        <w:t>Det finns flera studier som visar att talltita är känslig för gallring och inte överlever när dess livsmiljö kalavverkas (Eggers and Low, 2014; Griesser et al., 2007; Klein, 2020). Talltitans revir är förhållandevis stora, 10–20 hektar och arten missgynnas när skogen fragmenteras. Kalavverkning av större delar av reviret innebär att det överges (Artdatabanken, 2021).</w:t>
+      </w:r>
+    </w:p>
+    <w:p>
+      <w:r>
+        <w:t>Talltitan är synnerligen trogen sitt revir så länge paret lever och biotopen förblir intakt. Paret stannar i sitt revir året om. En förlust av ett revir har därför en stor inverkan på den lokala populationen och trakthyggesbruket anses vara orsak till den svenska populationens kraftiga minskning. Talltiteparets revirtrohet innebär att närhelst under året man observerar en adult talltita så ingår denna plats i reviret (Siffczyk et al., 2003; Ekman, 1979).</w:t>
       </w:r>
     </w:p>
     <w:p>
@@ -415,183 +984,91 @@
         <w:pStyle w:val="Heading2"/>
       </w:pPr>
       <w:r>
-        <w:t>Ur Chain of Custody Certification (FSC-STD-40-004 ver 3.0)</w:t>
+        <w:t>Referenser – talltita</w:t>
       </w:r>
     </w:p>
     <w:p>
       <w:r>
-        <w:rPr>
-          <w:b/>
-        </w:rPr>
-        <w:t xml:space="preserve">1.3 </w:t>
-      </w:r>
-      <w:r>
-        <w:t xml:space="preserve">The organization shall commit to the FSC values as defined in FSC-POL-01-004 Policy for the Association of Organizations with FSC. </w:t>
-      </w:r>
-    </w:p>
-    <w:p>
-      <w:pPr>
-        <w:pStyle w:val="Heading2"/>
-      </w:pPr>
-      <w:r>
-        <w:t>Ur FSC:s policy för associerade organisationer (FSC-POL-01-004)</w:t>
-      </w:r>
-    </w:p>
-    <w:p>
-      <w:r>
-        <w:t xml:space="preserve">Som “Chain of Custody”-certifierad organisation är skogsbolaget bunden av de fastställda reglerna i Del 1 Punkt 1 c) i Policy för organisationer associerade med FSC (FSC-POL-01-004 V2-0 EN + SVE version 2012-03-02): </w:t>
-      </w:r>
-    </w:p>
-    <w:p>
-      <w:pPr>
-        <w:pStyle w:val="ListNumber"/>
-      </w:pPr>
-      <w:r>
-        <w:t>De organisationer FSC kan acceptera association med får inte direkt eller indirekt ha några kopplingar till nedanstående, oacceptabla aktiviteter:</w:t>
-      </w:r>
-    </w:p>
-    <w:p>
-      <w:pPr>
-        <w:ind w:left="357"/>
-      </w:pPr>
-      <w:r>
-        <w:t>a) Olaglig skogsavverkning och handel med olagligt avverkat virke eller skogsprodukter</w:t>
-      </w:r>
-    </w:p>
-    <w:p>
-      <w:pPr>
-        <w:ind w:left="357"/>
-      </w:pPr>
-      <w:r>
-        <w:t>...</w:t>
-      </w:r>
-    </w:p>
-    <w:p>
-      <w:pPr>
-        <w:ind w:left="357"/>
-      </w:pPr>
-      <w:r>
-        <w:t>c) Skogsbruk som förstör höga naturvärden</w:t>
-      </w:r>
-    </w:p>
-    <w:p>
-      <w:pPr>
-        <w:ind w:left="357"/>
-      </w:pPr>
-      <w:r>
-        <w:t>d) Betydande omvandling av skog till plantager eller annan, icke skoglig, markanvändning</w:t>
-      </w:r>
-    </w:p>
-    <w:p>
-      <w:pPr>
-        <w:pStyle w:val="ListBullet"/>
-      </w:pPr>
-      <w:r>
-        <w:rPr>
-          <w:b/>
-          <w:i/>
-        </w:rPr>
-        <w:t xml:space="preserve">Kommentar: </w:t>
+        <w:t xml:space="preserve">Eggers, S., Low, M., 2014. </w:t>
       </w:r>
       <w:r>
         <w:rPr>
           <w:i/>
         </w:rPr>
-        <w:t>Avverkning av skog med höga naturvärden samt skada på fridlysta arter strider både mot FSC Controlled Wood-standarden och FSC:s policy for associerade organisationer.</w:t>
+        <w:t xml:space="preserve">Differential demographic responses of sympatric Parids to vegetation management in boreal forest. </w:t>
+      </w:r>
+      <w:r>
+        <w:t>For. Ecol. Manage. 319, 169–175.</w:t>
       </w:r>
     </w:p>
     <w:p>
-      <w:pPr>
-        <w:pStyle w:val="Heading2"/>
-      </w:pPr>
-      <w:r>
-        <w:t>Ur FSC Controlled Wood (FSC-STD-40-005)</w:t>
-      </w:r>
-    </w:p>
-    <w:p>
-      <w:r>
-        <w:t>Virke som inte accepteras i FSC-märkta produkter (oacceptabelt ursprung) enligt FSC Controlled Wood (FSC-STD-40-005):</w:t>
-      </w:r>
-    </w:p>
-    <w:p>
-      <w:pPr>
-        <w:pStyle w:val="ListNumber"/>
-      </w:pPr>
-      <w:r>
-        <w:t>Illegalt avverkat virke.</w:t>
-      </w:r>
-    </w:p>
-    <w:p>
-      <w:pPr>
-        <w:pStyle w:val="ListNumber"/>
-      </w:pPr>
-      <w:r>
-        <w:t>...</w:t>
-      </w:r>
-    </w:p>
-    <w:p>
-      <w:pPr>
-        <w:pStyle w:val="ListNumber"/>
-      </w:pPr>
-      <w:r>
-        <w:t>Virke från avverkningar som hotar höga naturvärden.</w:t>
-      </w:r>
-    </w:p>
-    <w:p>
-      <w:pPr>
-        <w:pStyle w:val="ListNumber"/>
-      </w:pPr>
-      <w:r>
-        <w:t>Virke från skog som konverteras till plantager eller icke-skogligt bruk.</w:t>
-      </w:r>
-    </w:p>
-    <w:p>
-      <w:pPr>
-        <w:pStyle w:val="ListBullet"/>
-      </w:pPr>
-      <w:r>
-        <w:rPr>
-          <w:b/>
-          <w:i/>
-        </w:rPr>
-        <w:t xml:space="preserve">Kommentar: </w:t>
+      <w:r>
+        <w:t xml:space="preserve">Ekman, J., 1979. </w:t>
       </w:r>
       <w:r>
         <w:rPr>
           <w:i/>
         </w:rPr>
-        <w:t>Avverkning av skog med höga naturvärden samt skada på fridlysta arter strider både mot FSC Controlled Wood-standarden och FSC:s policy for associerade organisationer.</w:t>
+        <w:t xml:space="preserve">Coherence, composition and territories of winter social groups of the Willow Tit Parus montanus and the Crested Tit P. cristatus. </w:t>
+      </w:r>
+      <w:r>
+        <w:t>Ornis Scandinavica, 10, pp 56–68</w:t>
       </w:r>
     </w:p>
     <w:p>
-      <w:pPr>
-        <w:pStyle w:val="Heading1"/>
-      </w:pPr>
-      <w:r>
-        <w:t>Ur PEFC-standarden gällande lagefterlevnad</w:t>
-      </w:r>
-    </w:p>
-    <w:p>
-      <w:r>
-        <w:t>PEFC-standarden förutsätter att tillämplig svensk lagstiftning följs. Det är utsedd tillsynsmyndighet som ansvarar för tillsyn av lagens efterlevnad. PEFC-standarden återger innehållet i vissa certifieringskritiska lag- och föreskriftskrav vilka ska ingå i granskning av PEFC-systemets efterlevnad.</w:t>
-      </w:r>
-    </w:p>
-    <w:p>
-      <w:pPr>
-        <w:pStyle w:val="ListBullet"/>
-      </w:pPr>
-      <w:r>
-        <w:rPr>
-          <w:b/>
-          <w:i/>
-        </w:rPr>
-        <w:t xml:space="preserve">Kommentar: </w:t>
+      <w:r>
+        <w:t xml:space="preserve">Griesser, M., Nystrand, M., Eggers, S., Ekman, J., 2007. </w:t>
       </w:r>
       <w:r>
         <w:rPr>
           <w:i/>
         </w:rPr>
-        <w:t>I den avverkningsanmälda skogen har fridlysta arter sina livsmiljöer och växtplatser. Att skada de fridlysta arternas livsmiljöer, växtplatser eller ekologiska funktion är inte tillåtet enligt artskyddsförordningen</w:t>
+        <w:t xml:space="preserve">Impact of forestry practices on fitness correlates and population productivity in an open-nesting bird species. </w:t>
+      </w:r>
+      <w:r>
+        <w:t>Conserv. Biol. 21, 767–774. https://doi.org/10.1111/j.1523- 1739.2007.00675.x</w:t>
+      </w:r>
+    </w:p>
+    <w:p>
+      <w:r>
+        <w:t xml:space="preserve">Klein, J., 2020. </w:t>
+      </w:r>
+      <w:r>
+        <w:rPr>
+          <w:i/>
+        </w:rPr>
+        <w:t xml:space="preserve">The forgotten forest – On thinning, retention, and biodiversity in the boreal forest. </w:t>
+      </w:r>
+      <w:r>
+        <w:t>Doctoral Thesis No. 2020:50</w:t>
+      </w:r>
+    </w:p>
+    <w:p>
+      <w:r>
+        <w:t xml:space="preserve">Siffczyk, C., Brotons, L., Kangas, K., Orell, M., 2003. </w:t>
+      </w:r>
+      <w:r>
+        <w:rPr>
+          <w:i/>
+        </w:rPr>
+        <w:t xml:space="preserve">Home range size of willow tits. </w:t>
+      </w:r>
+      <w:r>
+        <w:t>Oecologica, 136, 635–642 (2003)</w:t>
+      </w:r>
+    </w:p>
+    <w:p>
+      <w:r>
+        <w:t xml:space="preserve">SLU Artdatabanken, 2021. </w:t>
+      </w:r>
+      <w:r>
+        <w:rPr>
+          <w:i/>
+        </w:rPr>
+        <w:t xml:space="preserve">Artfaktablad. Naturvård – artfakta. </w:t>
+      </w:r>
+      <w:r>
+        <w:t>SLU Artdatabanken, Uppsala</w:t>
       </w:r>
     </w:p>
     <w:sectPr>
@@ -612,7 +1089,7 @@
 </file>
 
 <file path=word/endnotes.xml><?xml version="1.0" encoding="utf-8"?>
-<w:endnotes xmlns:wpc="http://schemas.microsoft.com/office/word/2010/wordprocessingCanvas" xmlns:cx="http://schemas.microsoft.com/office/drawing/2014/chartex" xmlns:cx1="http://schemas.microsoft.com/office/drawing/2015/9/8/chartex" xmlns:cx2="http://schemas.microsoft.com/office/drawing/2015/10/21/chartex" xmlns:cx3="http://schemas.microsoft.com/office/drawing/2016/5/9/chartex" xmlns:cx4="http://schemas.microsoft.com/office/drawing/2016/5/10/chartex" xmlns:cx5="http://schemas.microsoft.com/office/drawing/2016/5/11/chartex" xmlns:cx6="http://schemas.microsoft.com/office/drawing/2016/5/12/chartex" xmlns:cx7="http://schemas.microsoft.com/office/drawing/2016/5/13/chartex" xmlns:cx8="http://schemas.microsoft.com/office/drawing/2016/5/14/chartex" xmlns:mc="http://schemas.openxmlformats.org/markup-compatibility/2006" xmlns:aink="http://schemas.microsoft.com/office/drawing/2016/ink" xmlns:am3d="http://schemas.microsoft.com/office/drawing/2017/model3d" xmlns:o="urn:schemas-microsoft-com:office:office" xmlns:oel="http://schemas.microsoft.com/office/2019/extlst" xmlns:r="http://schemas.openxmlformats.org/officeDocument/2006/relationships" xmlns:m="http://schemas.openxmlformats.org/officeDocument/2006/math" xmlns:v="urn:schemas-microsoft-com:vml" xmlns:wp14="http://schemas.microsoft.com/office/word/2010/wordprocessingDrawing" xmlns:wp="http://schemas.openxmlformats.org/drawingml/2006/wordprocessingDrawing" xmlns:w10="urn:schemas-microsoft-com:office:word" xmlns:w="http://schemas.openxmlformats.org/wordprocessingml/2006/main" xmlns:w14="http://schemas.microsoft.com/office/word/2010/wordml" xmlns:w15="http://schemas.microsoft.com/office/word/2012/wordml" xmlns:w16cex="http://schemas.microsoft.com/office/word/2018/wordml/cex" xmlns:w16cid="http://schemas.microsoft.com/office/word/2016/wordml/cid" xmlns:w16="http://schemas.microsoft.com/office/word/2018/wordml" xmlns:w16sdtdh="http://schemas.microsoft.com/office/word/2020/wordml/sdtdatahash" xmlns:w16se="http://schemas.microsoft.com/office/word/2015/wordml/symex" xmlns:wpg="http://schemas.microsoft.com/office/word/2010/wordprocessingGroup" xmlns:wpi="http://schemas.microsoft.com/office/word/2010/wordprocessingInk" xmlns:wne="http://schemas.microsoft.com/office/word/2006/wordml" xmlns:wps="http://schemas.microsoft.com/office/word/2010/wordprocessingShape" mc:Ignorable="w14 w15 w16se w16cid w16 w16cex w16sdtdh wp14">
+<w:endnotes xmlns:wpc="http://schemas.microsoft.com/office/word/2010/wordprocessingCanvas" xmlns:cx="http://schemas.microsoft.com/office/drawing/2014/chartex" xmlns:cx1="http://schemas.microsoft.com/office/drawing/2015/9/8/chartex" xmlns:cx2="http://schemas.microsoft.com/office/drawing/2015/10/21/chartex" xmlns:cx3="http://schemas.microsoft.com/office/drawing/2016/5/9/chartex" xmlns:cx4="http://schemas.microsoft.com/office/drawing/2016/5/10/chartex" xmlns:cx5="http://schemas.microsoft.com/office/drawing/2016/5/11/chartex" xmlns:cx6="http://schemas.microsoft.com/office/drawing/2016/5/12/chartex" xmlns:cx7="http://schemas.microsoft.com/office/drawing/2016/5/13/chartex" xmlns:cx8="http://schemas.microsoft.com/office/drawing/2016/5/14/chartex" xmlns:mc="http://schemas.openxmlformats.org/markup-compatibility/2006" xmlns:aink="http://schemas.microsoft.com/office/drawing/2016/ink" xmlns:am3d="http://schemas.microsoft.com/office/drawing/2017/model3d" xmlns:o="urn:schemas-microsoft-com:office:office" xmlns:oel="http://schemas.microsoft.com/office/2019/extlst" xmlns:r="http://schemas.openxmlformats.org/officeDocument/2006/relationships" xmlns:m="http://schemas.openxmlformats.org/officeDocument/2006/math" xmlns:v="urn:schemas-microsoft-com:vml" xmlns:wp14="http://schemas.microsoft.com/office/word/2010/wordprocessingDrawing" xmlns:wp="http://schemas.openxmlformats.org/drawingml/2006/wordprocessingDrawing" xmlns:w10="urn:schemas-microsoft-com:office:word" xmlns:w="http://schemas.openxmlformats.org/wordprocessingml/2006/main" xmlns:w14="http://schemas.microsoft.com/office/word/2010/wordml" xmlns:w15="http://schemas.microsoft.com/office/word/2012/wordml" xmlns:w16cex="http://schemas.microsoft.com/office/word/2018/wordml/cex" xmlns:w16cid="http://schemas.microsoft.com/office/word/2016/wordml/cid" xmlns:w16="http://schemas.microsoft.com/office/word/2018/wordml" xmlns:w16du="http://schemas.microsoft.com/office/word/2023/wordml/word16du" xmlns:w16sdtdh="http://schemas.microsoft.com/office/word/2020/wordml/sdtdatahash" xmlns:w16sdtfl="http://schemas.microsoft.com/office/word/2024/wordml/sdtformatlock" xmlns:w16se="http://schemas.microsoft.com/office/word/2015/wordml/symex" xmlns:wpg="http://schemas.microsoft.com/office/word/2010/wordprocessingGroup" xmlns:wpi="http://schemas.microsoft.com/office/word/2010/wordprocessingInk" xmlns:wne="http://schemas.microsoft.com/office/word/2006/wordml" xmlns:wps="http://schemas.microsoft.com/office/word/2010/wordprocessingShape" mc:Ignorable="w14 w15 w16se w16cid w16 w16cex w16sdtdh w16sdtfl w16du wp14">
   <w:endnote w:type="separator" w:id="-1">
     <w:p>
       <w:pPr>
@@ -637,7 +1114,7 @@
 </file>
 
 <file path=word/footer1.xml><?xml version="1.0" encoding="utf-8"?>
-<w:ftr xmlns:wpc="http://schemas.microsoft.com/office/word/2010/wordprocessingCanvas" xmlns:cx="http://schemas.microsoft.com/office/drawing/2014/chartex" xmlns:cx1="http://schemas.microsoft.com/office/drawing/2015/9/8/chartex" xmlns:cx2="http://schemas.microsoft.com/office/drawing/2015/10/21/chartex" xmlns:cx3="http://schemas.microsoft.com/office/drawing/2016/5/9/chartex" xmlns:cx4="http://schemas.microsoft.com/office/drawing/2016/5/10/chartex" xmlns:cx5="http://schemas.microsoft.com/office/drawing/2016/5/11/chartex" xmlns:cx6="http://schemas.microsoft.com/office/drawing/2016/5/12/chartex" xmlns:cx7="http://schemas.microsoft.com/office/drawing/2016/5/13/chartex" xmlns:cx8="http://schemas.microsoft.com/office/drawing/2016/5/14/chartex" xmlns:mc="http://schemas.openxmlformats.org/markup-compatibility/2006" xmlns:aink="http://schemas.microsoft.com/office/drawing/2016/ink" xmlns:am3d="http://schemas.microsoft.com/office/drawing/2017/model3d" xmlns:o="urn:schemas-microsoft-com:office:office" xmlns:oel="http://schemas.microsoft.com/office/2019/extlst" xmlns:r="http://schemas.openxmlformats.org/officeDocument/2006/relationships" xmlns:m="http://schemas.openxmlformats.org/officeDocument/2006/math" xmlns:v="urn:schemas-microsoft-com:vml" xmlns:wp14="http://schemas.microsoft.com/office/word/2010/wordprocessingDrawing" xmlns:wp="http://schemas.openxmlformats.org/drawingml/2006/wordprocessingDrawing" xmlns:w10="urn:schemas-microsoft-com:office:word" xmlns:w="http://schemas.openxmlformats.org/wordprocessingml/2006/main" xmlns:w14="http://schemas.microsoft.com/office/word/2010/wordml" xmlns:w15="http://schemas.microsoft.com/office/word/2012/wordml" xmlns:w16cex="http://schemas.microsoft.com/office/word/2018/wordml/cex" xmlns:w16cid="http://schemas.microsoft.com/office/word/2016/wordml/cid" xmlns:w16="http://schemas.microsoft.com/office/word/2018/wordml" xmlns:w16sdtdh="http://schemas.microsoft.com/office/word/2020/wordml/sdtdatahash" xmlns:w16se="http://schemas.microsoft.com/office/word/2015/wordml/symex" xmlns:wpg="http://schemas.microsoft.com/office/word/2010/wordprocessingGroup" xmlns:wpi="http://schemas.microsoft.com/office/word/2010/wordprocessingInk" xmlns:wne="http://schemas.microsoft.com/office/word/2006/wordml" xmlns:wps="http://schemas.microsoft.com/office/word/2010/wordprocessingShape" mc:Ignorable="w14 w15 w16se w16cid w16 w16cex w16sdtdh wp14">
+<w:ftr xmlns:wpc="http://schemas.microsoft.com/office/word/2010/wordprocessingCanvas" xmlns:cx="http://schemas.microsoft.com/office/drawing/2014/chartex" xmlns:cx1="http://schemas.microsoft.com/office/drawing/2015/9/8/chartex" xmlns:cx2="http://schemas.microsoft.com/office/drawing/2015/10/21/chartex" xmlns:cx3="http://schemas.microsoft.com/office/drawing/2016/5/9/chartex" xmlns:cx4="http://schemas.microsoft.com/office/drawing/2016/5/10/chartex" xmlns:cx5="http://schemas.microsoft.com/office/drawing/2016/5/11/chartex" xmlns:cx6="http://schemas.microsoft.com/office/drawing/2016/5/12/chartex" xmlns:cx7="http://schemas.microsoft.com/office/drawing/2016/5/13/chartex" xmlns:cx8="http://schemas.microsoft.com/office/drawing/2016/5/14/chartex" xmlns:mc="http://schemas.openxmlformats.org/markup-compatibility/2006" xmlns:aink="http://schemas.microsoft.com/office/drawing/2016/ink" xmlns:am3d="http://schemas.microsoft.com/office/drawing/2017/model3d" xmlns:o="urn:schemas-microsoft-com:office:office" xmlns:oel="http://schemas.microsoft.com/office/2019/extlst" xmlns:r="http://schemas.openxmlformats.org/officeDocument/2006/relationships" xmlns:m="http://schemas.openxmlformats.org/officeDocument/2006/math" xmlns:v="urn:schemas-microsoft-com:vml" xmlns:wp14="http://schemas.microsoft.com/office/word/2010/wordprocessingDrawing" xmlns:wp="http://schemas.openxmlformats.org/drawingml/2006/wordprocessingDrawing" xmlns:w10="urn:schemas-microsoft-com:office:word" xmlns:w="http://schemas.openxmlformats.org/wordprocessingml/2006/main" xmlns:w14="http://schemas.microsoft.com/office/word/2010/wordml" xmlns:w15="http://schemas.microsoft.com/office/word/2012/wordml" xmlns:w16cex="http://schemas.microsoft.com/office/word/2018/wordml/cex" xmlns:w16cid="http://schemas.microsoft.com/office/word/2016/wordml/cid" xmlns:w16="http://schemas.microsoft.com/office/word/2018/wordml" xmlns:w16du="http://schemas.microsoft.com/office/word/2023/wordml/word16du" xmlns:w16sdtdh="http://schemas.microsoft.com/office/word/2020/wordml/sdtdatahash" xmlns:w16sdtfl="http://schemas.microsoft.com/office/word/2024/wordml/sdtformatlock" xmlns:w16se="http://schemas.microsoft.com/office/word/2015/wordml/symex" xmlns:wpg="http://schemas.microsoft.com/office/word/2010/wordprocessingGroup" xmlns:wpi="http://schemas.microsoft.com/office/word/2010/wordprocessingInk" xmlns:wne="http://schemas.microsoft.com/office/word/2006/wordml" xmlns:wps="http://schemas.microsoft.com/office/word/2010/wordprocessingShape" mc:Ignorable="w14 w15 w16se w16cid w16 w16cex w16sdtdh w16sdtfl w16du wp14">
   <w:p>
     <w:pPr>
       <w:pStyle w:val="Footer"/>
@@ -647,7 +1124,7 @@
 </file>
 
 <file path=word/footer2.xml><?xml version="1.0" encoding="utf-8"?>
-<w:ftr xmlns:wpc="http://schemas.microsoft.com/office/word/2010/wordprocessingCanvas" xmlns:cx="http://schemas.microsoft.com/office/drawing/2014/chartex" xmlns:cx1="http://schemas.microsoft.com/office/drawing/2015/9/8/chartex" xmlns:cx2="http://schemas.microsoft.com/office/drawing/2015/10/21/chartex" xmlns:cx3="http://schemas.microsoft.com/office/drawing/2016/5/9/chartex" xmlns:cx4="http://schemas.microsoft.com/office/drawing/2016/5/10/chartex" xmlns:cx5="http://schemas.microsoft.com/office/drawing/2016/5/11/chartex" xmlns:cx6="http://schemas.microsoft.com/office/drawing/2016/5/12/chartex" xmlns:cx7="http://schemas.microsoft.com/office/drawing/2016/5/13/chartex" xmlns:cx8="http://schemas.microsoft.com/office/drawing/2016/5/14/chartex" xmlns:mc="http://schemas.openxmlformats.org/markup-compatibility/2006" xmlns:aink="http://schemas.microsoft.com/office/drawing/2016/ink" xmlns:am3d="http://schemas.microsoft.com/office/drawing/2017/model3d" xmlns:o="urn:schemas-microsoft-com:office:office" xmlns:oel="http://schemas.microsoft.com/office/2019/extlst" xmlns:r="http://schemas.openxmlformats.org/officeDocument/2006/relationships" xmlns:m="http://schemas.openxmlformats.org/officeDocument/2006/math" xmlns:v="urn:schemas-microsoft-com:vml" xmlns:wp14="http://schemas.microsoft.com/office/word/2010/wordprocessingDrawing" xmlns:wp="http://schemas.openxmlformats.org/drawingml/2006/wordprocessingDrawing" xmlns:w10="urn:schemas-microsoft-com:office:word" xmlns:w="http://schemas.openxmlformats.org/wordprocessingml/2006/main" xmlns:w14="http://schemas.microsoft.com/office/word/2010/wordml" xmlns:w15="http://schemas.microsoft.com/office/word/2012/wordml" xmlns:w16cex="http://schemas.microsoft.com/office/word/2018/wordml/cex" xmlns:w16cid="http://schemas.microsoft.com/office/word/2016/wordml/cid" xmlns:w16="http://schemas.microsoft.com/office/word/2018/wordml" xmlns:w16sdtdh="http://schemas.microsoft.com/office/word/2020/wordml/sdtdatahash" xmlns:w16se="http://schemas.microsoft.com/office/word/2015/wordml/symex" xmlns:wpg="http://schemas.microsoft.com/office/word/2010/wordprocessingGroup" xmlns:wpi="http://schemas.microsoft.com/office/word/2010/wordprocessingInk" xmlns:wne="http://schemas.microsoft.com/office/word/2006/wordml" xmlns:wps="http://schemas.microsoft.com/office/word/2010/wordprocessingShape" mc:Ignorable="w14 w15 w16se w16cid w16 w16cex w16sdtdh wp14">
+<w:ftr xmlns:wpc="http://schemas.microsoft.com/office/word/2010/wordprocessingCanvas" xmlns:cx="http://schemas.microsoft.com/office/drawing/2014/chartex" xmlns:cx1="http://schemas.microsoft.com/office/drawing/2015/9/8/chartex" xmlns:cx2="http://schemas.microsoft.com/office/drawing/2015/10/21/chartex" xmlns:cx3="http://schemas.microsoft.com/office/drawing/2016/5/9/chartex" xmlns:cx4="http://schemas.microsoft.com/office/drawing/2016/5/10/chartex" xmlns:cx5="http://schemas.microsoft.com/office/drawing/2016/5/11/chartex" xmlns:cx6="http://schemas.microsoft.com/office/drawing/2016/5/12/chartex" xmlns:cx7="http://schemas.microsoft.com/office/drawing/2016/5/13/chartex" xmlns:cx8="http://schemas.microsoft.com/office/drawing/2016/5/14/chartex" xmlns:mc="http://schemas.openxmlformats.org/markup-compatibility/2006" xmlns:aink="http://schemas.microsoft.com/office/drawing/2016/ink" xmlns:am3d="http://schemas.microsoft.com/office/drawing/2017/model3d" xmlns:o="urn:schemas-microsoft-com:office:office" xmlns:oel="http://schemas.microsoft.com/office/2019/extlst" xmlns:r="http://schemas.openxmlformats.org/officeDocument/2006/relationships" xmlns:m="http://schemas.openxmlformats.org/officeDocument/2006/math" xmlns:v="urn:schemas-microsoft-com:vml" xmlns:wp14="http://schemas.microsoft.com/office/word/2010/wordprocessingDrawing" xmlns:wp="http://schemas.openxmlformats.org/drawingml/2006/wordprocessingDrawing" xmlns:w10="urn:schemas-microsoft-com:office:word" xmlns:w="http://schemas.openxmlformats.org/wordprocessingml/2006/main" xmlns:w14="http://schemas.microsoft.com/office/word/2010/wordml" xmlns:w15="http://schemas.microsoft.com/office/word/2012/wordml" xmlns:w16cex="http://schemas.microsoft.com/office/word/2018/wordml/cex" xmlns:w16cid="http://schemas.microsoft.com/office/word/2016/wordml/cid" xmlns:w16="http://schemas.microsoft.com/office/word/2018/wordml" xmlns:w16du="http://schemas.microsoft.com/office/word/2023/wordml/word16du" xmlns:w16sdtdh="http://schemas.microsoft.com/office/word/2020/wordml/sdtdatahash" xmlns:w16sdtfl="http://schemas.microsoft.com/office/word/2024/wordml/sdtformatlock" xmlns:w16se="http://schemas.microsoft.com/office/word/2015/wordml/symex" xmlns:wpg="http://schemas.microsoft.com/office/word/2010/wordprocessingGroup" xmlns:wpi="http://schemas.microsoft.com/office/word/2010/wordprocessingInk" xmlns:wne="http://schemas.microsoft.com/office/word/2006/wordml" xmlns:wps="http://schemas.microsoft.com/office/word/2010/wordprocessingShape" mc:Ignorable="w14 w15 w16se w16cid w16 w16cex w16sdtdh w16sdtfl w16du wp14">
   <w:p>
     <w:pPr>
       <w:pStyle w:val="Footer"/>
@@ -657,7 +1134,7 @@
 </file>
 
 <file path=word/footer3.xml><?xml version="1.0" encoding="utf-8"?>
-<w:ftr xmlns:wpc="http://schemas.microsoft.com/office/word/2010/wordprocessingCanvas" xmlns:cx="http://schemas.microsoft.com/office/drawing/2014/chartex" xmlns:cx1="http://schemas.microsoft.com/office/drawing/2015/9/8/chartex" xmlns:cx2="http://schemas.microsoft.com/office/drawing/2015/10/21/chartex" xmlns:cx3="http://schemas.microsoft.com/office/drawing/2016/5/9/chartex" xmlns:cx4="http://schemas.microsoft.com/office/drawing/2016/5/10/chartex" xmlns:cx5="http://schemas.microsoft.com/office/drawing/2016/5/11/chartex" xmlns:cx6="http://schemas.microsoft.com/office/drawing/2016/5/12/chartex" xmlns:cx7="http://schemas.microsoft.com/office/drawing/2016/5/13/chartex" xmlns:cx8="http://schemas.microsoft.com/office/drawing/2016/5/14/chartex" xmlns:mc="http://schemas.openxmlformats.org/markup-compatibility/2006" xmlns:aink="http://schemas.microsoft.com/office/drawing/2016/ink" xmlns:am3d="http://schemas.microsoft.com/office/drawing/2017/model3d" xmlns:o="urn:schemas-microsoft-com:office:office" xmlns:oel="http://schemas.microsoft.com/office/2019/extlst" xmlns:r="http://schemas.openxmlformats.org/officeDocument/2006/relationships" xmlns:m="http://schemas.openxmlformats.org/officeDocument/2006/math" xmlns:v="urn:schemas-microsoft-com:vml" xmlns:wp14="http://schemas.microsoft.com/office/word/2010/wordprocessingDrawing" xmlns:wp="http://schemas.openxmlformats.org/drawingml/2006/wordprocessingDrawing" xmlns:w10="urn:schemas-microsoft-com:office:word" xmlns:w="http://schemas.openxmlformats.org/wordprocessingml/2006/main" xmlns:w14="http://schemas.microsoft.com/office/word/2010/wordml" xmlns:w15="http://schemas.microsoft.com/office/word/2012/wordml" xmlns:w16cex="http://schemas.microsoft.com/office/word/2018/wordml/cex" xmlns:w16cid="http://schemas.microsoft.com/office/word/2016/wordml/cid" xmlns:w16="http://schemas.microsoft.com/office/word/2018/wordml" xmlns:w16sdtdh="http://schemas.microsoft.com/office/word/2020/wordml/sdtdatahash" xmlns:w16se="http://schemas.microsoft.com/office/word/2015/wordml/symex" xmlns:wpg="http://schemas.microsoft.com/office/word/2010/wordprocessingGroup" xmlns:wpi="http://schemas.microsoft.com/office/word/2010/wordprocessingInk" xmlns:wne="http://schemas.microsoft.com/office/word/2006/wordml" xmlns:wps="http://schemas.microsoft.com/office/word/2010/wordprocessingShape" mc:Ignorable="w14 w15 w16se w16cid w16 w16cex w16sdtdh wp14">
+<w:ftr xmlns:wpc="http://schemas.microsoft.com/office/word/2010/wordprocessingCanvas" xmlns:cx="http://schemas.microsoft.com/office/drawing/2014/chartex" xmlns:cx1="http://schemas.microsoft.com/office/drawing/2015/9/8/chartex" xmlns:cx2="http://schemas.microsoft.com/office/drawing/2015/10/21/chartex" xmlns:cx3="http://schemas.microsoft.com/office/drawing/2016/5/9/chartex" xmlns:cx4="http://schemas.microsoft.com/office/drawing/2016/5/10/chartex" xmlns:cx5="http://schemas.microsoft.com/office/drawing/2016/5/11/chartex" xmlns:cx6="http://schemas.microsoft.com/office/drawing/2016/5/12/chartex" xmlns:cx7="http://schemas.microsoft.com/office/drawing/2016/5/13/chartex" xmlns:cx8="http://schemas.microsoft.com/office/drawing/2016/5/14/chartex" xmlns:mc="http://schemas.openxmlformats.org/markup-compatibility/2006" xmlns:aink="http://schemas.microsoft.com/office/drawing/2016/ink" xmlns:am3d="http://schemas.microsoft.com/office/drawing/2017/model3d" xmlns:o="urn:schemas-microsoft-com:office:office" xmlns:oel="http://schemas.microsoft.com/office/2019/extlst" xmlns:r="http://schemas.openxmlformats.org/officeDocument/2006/relationships" xmlns:m="http://schemas.openxmlformats.org/officeDocument/2006/math" xmlns:v="urn:schemas-microsoft-com:vml" xmlns:wp14="http://schemas.microsoft.com/office/word/2010/wordprocessingDrawing" xmlns:wp="http://schemas.openxmlformats.org/drawingml/2006/wordprocessingDrawing" xmlns:w10="urn:schemas-microsoft-com:office:word" xmlns:w="http://schemas.openxmlformats.org/wordprocessingml/2006/main" xmlns:w14="http://schemas.microsoft.com/office/word/2010/wordml" xmlns:w15="http://schemas.microsoft.com/office/word/2012/wordml" xmlns:w16cex="http://schemas.microsoft.com/office/word/2018/wordml/cex" xmlns:w16cid="http://schemas.microsoft.com/office/word/2016/wordml/cid" xmlns:w16="http://schemas.microsoft.com/office/word/2018/wordml" xmlns:w16du="http://schemas.microsoft.com/office/word/2023/wordml/word16du" xmlns:w16sdtdh="http://schemas.microsoft.com/office/word/2020/wordml/sdtdatahash" xmlns:w16sdtfl="http://schemas.microsoft.com/office/word/2024/wordml/sdtformatlock" xmlns:w16se="http://schemas.microsoft.com/office/word/2015/wordml/symex" xmlns:wpg="http://schemas.microsoft.com/office/word/2010/wordprocessingGroup" xmlns:wpi="http://schemas.microsoft.com/office/word/2010/wordprocessingInk" xmlns:wne="http://schemas.microsoft.com/office/word/2006/wordml" xmlns:wps="http://schemas.microsoft.com/office/word/2010/wordprocessingShape" mc:Ignorable="w14 w15 w16se w16cid w16 w16cex w16sdtdh w16sdtfl w16du wp14">
   <w:p>
     <w:pPr>
       <w:pStyle w:val="Footer"/>
@@ -667,7 +1144,7 @@
 </file>
 
 <file path=word/footnotes.xml><?xml version="1.0" encoding="utf-8"?>
-<w:footnotes xmlns:wpc="http://schemas.microsoft.com/office/word/2010/wordprocessingCanvas" xmlns:cx="http://schemas.microsoft.com/office/drawing/2014/chartex" xmlns:cx1="http://schemas.microsoft.com/office/drawing/2015/9/8/chartex" xmlns:cx2="http://schemas.microsoft.com/office/drawing/2015/10/21/chartex" xmlns:cx3="http://schemas.microsoft.com/office/drawing/2016/5/9/chartex" xmlns:cx4="http://schemas.microsoft.com/office/drawing/2016/5/10/chartex" xmlns:cx5="http://schemas.microsoft.com/office/drawing/2016/5/11/chartex" xmlns:cx6="http://schemas.microsoft.com/office/drawing/2016/5/12/chartex" xmlns:cx7="http://schemas.microsoft.com/office/drawing/2016/5/13/chartex" xmlns:cx8="http://schemas.microsoft.com/office/drawing/2016/5/14/chartex" xmlns:mc="http://schemas.openxmlformats.org/markup-compatibility/2006" xmlns:aink="http://schemas.microsoft.com/office/drawing/2016/ink" xmlns:am3d="http://schemas.microsoft.com/office/drawing/2017/model3d" xmlns:o="urn:schemas-microsoft-com:office:office" xmlns:oel="http://schemas.microsoft.com/office/2019/extlst" xmlns:r="http://schemas.openxmlformats.org/officeDocument/2006/relationships" xmlns:m="http://schemas.openxmlformats.org/officeDocument/2006/math" xmlns:v="urn:schemas-microsoft-com:vml" xmlns:wp14="http://schemas.microsoft.com/office/word/2010/wordprocessingDrawing" xmlns:wp="http://schemas.openxmlformats.org/drawingml/2006/wordprocessingDrawing" xmlns:w10="urn:schemas-microsoft-com:office:word" xmlns:w="http://schemas.openxmlformats.org/wordprocessingml/2006/main" xmlns:w14="http://schemas.microsoft.com/office/word/2010/wordml" xmlns:w15="http://schemas.microsoft.com/office/word/2012/wordml" xmlns:w16cex="http://schemas.microsoft.com/office/word/2018/wordml/cex" xmlns:w16cid="http://schemas.microsoft.com/office/word/2016/wordml/cid" xmlns:w16="http://schemas.microsoft.com/office/word/2018/wordml" xmlns:w16sdtdh="http://schemas.microsoft.com/office/word/2020/wordml/sdtdatahash" xmlns:w16se="http://schemas.microsoft.com/office/word/2015/wordml/symex" xmlns:wpg="http://schemas.microsoft.com/office/word/2010/wordprocessingGroup" xmlns:wpi="http://schemas.microsoft.com/office/word/2010/wordprocessingInk" xmlns:wne="http://schemas.microsoft.com/office/word/2006/wordml" xmlns:wps="http://schemas.microsoft.com/office/word/2010/wordprocessingShape" mc:Ignorable="w14 w15 w16se w16cid w16 w16cex w16sdtdh wp14">
+<w:footnotes xmlns:wpc="http://schemas.microsoft.com/office/word/2010/wordprocessingCanvas" xmlns:cx="http://schemas.microsoft.com/office/drawing/2014/chartex" xmlns:cx1="http://schemas.microsoft.com/office/drawing/2015/9/8/chartex" xmlns:cx2="http://schemas.microsoft.com/office/drawing/2015/10/21/chartex" xmlns:cx3="http://schemas.microsoft.com/office/drawing/2016/5/9/chartex" xmlns:cx4="http://schemas.microsoft.com/office/drawing/2016/5/10/chartex" xmlns:cx5="http://schemas.microsoft.com/office/drawing/2016/5/11/chartex" xmlns:cx6="http://schemas.microsoft.com/office/drawing/2016/5/12/chartex" xmlns:cx7="http://schemas.microsoft.com/office/drawing/2016/5/13/chartex" xmlns:cx8="http://schemas.microsoft.com/office/drawing/2016/5/14/chartex" xmlns:mc="http://schemas.openxmlformats.org/markup-compatibility/2006" xmlns:aink="http://schemas.microsoft.com/office/drawing/2016/ink" xmlns:am3d="http://schemas.microsoft.com/office/drawing/2017/model3d" xmlns:o="urn:schemas-microsoft-com:office:office" xmlns:oel="http://schemas.microsoft.com/office/2019/extlst" xmlns:r="http://schemas.openxmlformats.org/officeDocument/2006/relationships" xmlns:m="http://schemas.openxmlformats.org/officeDocument/2006/math" xmlns:v="urn:schemas-microsoft-com:vml" xmlns:wp14="http://schemas.microsoft.com/office/word/2010/wordprocessingDrawing" xmlns:wp="http://schemas.openxmlformats.org/drawingml/2006/wordprocessingDrawing" xmlns:w10="urn:schemas-microsoft-com:office:word" xmlns:w="http://schemas.openxmlformats.org/wordprocessingml/2006/main" xmlns:w14="http://schemas.microsoft.com/office/word/2010/wordml" xmlns:w15="http://schemas.microsoft.com/office/word/2012/wordml" xmlns:w16cex="http://schemas.microsoft.com/office/word/2018/wordml/cex" xmlns:w16cid="http://schemas.microsoft.com/office/word/2016/wordml/cid" xmlns:w16="http://schemas.microsoft.com/office/word/2018/wordml" xmlns:w16du="http://schemas.microsoft.com/office/word/2023/wordml/word16du" xmlns:w16sdtdh="http://schemas.microsoft.com/office/word/2020/wordml/sdtdatahash" xmlns:w16sdtfl="http://schemas.microsoft.com/office/word/2024/wordml/sdtformatlock" xmlns:w16se="http://schemas.microsoft.com/office/word/2015/wordml/symex" xmlns:wpg="http://schemas.microsoft.com/office/word/2010/wordprocessingGroup" xmlns:wpi="http://schemas.microsoft.com/office/word/2010/wordprocessingInk" xmlns:wne="http://schemas.microsoft.com/office/word/2006/wordml" xmlns:wps="http://schemas.microsoft.com/office/word/2010/wordprocessingShape" mc:Ignorable="w14 w15 w16se w16cid w16 w16cex w16sdtdh w16sdtfl w16du wp14">
   <w:footnote w:type="separator" w:id="-1">
     <w:p>
       <w:pPr>
@@ -692,7 +1169,7 @@
 </file>
 
 <file path=word/header1.xml><?xml version="1.0" encoding="utf-8"?>
-<w:hdr xmlns:wpc="http://schemas.microsoft.com/office/word/2010/wordprocessingCanvas" xmlns:cx="http://schemas.microsoft.com/office/drawing/2014/chartex" xmlns:cx1="http://schemas.microsoft.com/office/drawing/2015/9/8/chartex" xmlns:cx2="http://schemas.microsoft.com/office/drawing/2015/10/21/chartex" xmlns:cx3="http://schemas.microsoft.com/office/drawing/2016/5/9/chartex" xmlns:cx4="http://schemas.microsoft.com/office/drawing/2016/5/10/chartex" xmlns:cx5="http://schemas.microsoft.com/office/drawing/2016/5/11/chartex" xmlns:cx6="http://schemas.microsoft.com/office/drawing/2016/5/12/chartex" xmlns:cx7="http://schemas.microsoft.com/office/drawing/2016/5/13/chartex" xmlns:cx8="http://schemas.microsoft.com/office/drawing/2016/5/14/chartex" xmlns:mc="http://schemas.openxmlformats.org/markup-compatibility/2006" xmlns:aink="http://schemas.microsoft.com/office/drawing/2016/ink" xmlns:am3d="http://schemas.microsoft.com/office/drawing/2017/model3d" xmlns:o="urn:schemas-microsoft-com:office:office" xmlns:oel="http://schemas.microsoft.com/office/2019/extlst" xmlns:r="http://schemas.openxmlformats.org/officeDocument/2006/relationships" xmlns:m="http://schemas.openxmlformats.org/officeDocument/2006/math" xmlns:v="urn:schemas-microsoft-com:vml" xmlns:wp14="http://schemas.microsoft.com/office/word/2010/wordprocessingDrawing" xmlns:wp="http://schemas.openxmlformats.org/drawingml/2006/wordprocessingDrawing" xmlns:w10="urn:schemas-microsoft-com:office:word" xmlns:w="http://schemas.openxmlformats.org/wordprocessingml/2006/main" xmlns:w14="http://schemas.microsoft.com/office/word/2010/wordml" xmlns:w15="http://schemas.microsoft.com/office/word/2012/wordml" xmlns:w16cex="http://schemas.microsoft.com/office/word/2018/wordml/cex" xmlns:w16cid="http://schemas.microsoft.com/office/word/2016/wordml/cid" xmlns:w16="http://schemas.microsoft.com/office/word/2018/wordml" xmlns:w16sdtdh="http://schemas.microsoft.com/office/word/2020/wordml/sdtdatahash" xmlns:w16se="http://schemas.microsoft.com/office/word/2015/wordml/symex" xmlns:wpg="http://schemas.microsoft.com/office/word/2010/wordprocessingGroup" xmlns:wpi="http://schemas.microsoft.com/office/word/2010/wordprocessingInk" xmlns:wne="http://schemas.microsoft.com/office/word/2006/wordml" xmlns:wps="http://schemas.microsoft.com/office/word/2010/wordprocessingShape" mc:Ignorable="w14 w15 w16se w16cid w16 w16cex w16sdtdh wp14">
+<w:hdr xmlns:wpc="http://schemas.microsoft.com/office/word/2010/wordprocessingCanvas" xmlns:cx="http://schemas.microsoft.com/office/drawing/2014/chartex" xmlns:cx1="http://schemas.microsoft.com/office/drawing/2015/9/8/chartex" xmlns:cx2="http://schemas.microsoft.com/office/drawing/2015/10/21/chartex" xmlns:cx3="http://schemas.microsoft.com/office/drawing/2016/5/9/chartex" xmlns:cx4="http://schemas.microsoft.com/office/drawing/2016/5/10/chartex" xmlns:cx5="http://schemas.microsoft.com/office/drawing/2016/5/11/chartex" xmlns:cx6="http://schemas.microsoft.com/office/drawing/2016/5/12/chartex" xmlns:cx7="http://schemas.microsoft.com/office/drawing/2016/5/13/chartex" xmlns:cx8="http://schemas.microsoft.com/office/drawing/2016/5/14/chartex" xmlns:mc="http://schemas.openxmlformats.org/markup-compatibility/2006" xmlns:aink="http://schemas.microsoft.com/office/drawing/2016/ink" xmlns:am3d="http://schemas.microsoft.com/office/drawing/2017/model3d" xmlns:o="urn:schemas-microsoft-com:office:office" xmlns:oel="http://schemas.microsoft.com/office/2019/extlst" xmlns:r="http://schemas.openxmlformats.org/officeDocument/2006/relationships" xmlns:m="http://schemas.openxmlformats.org/officeDocument/2006/math" xmlns:v="urn:schemas-microsoft-com:vml" xmlns:wp14="http://schemas.microsoft.com/office/word/2010/wordprocessingDrawing" xmlns:wp="http://schemas.openxmlformats.org/drawingml/2006/wordprocessingDrawing" xmlns:w10="urn:schemas-microsoft-com:office:word" xmlns:w="http://schemas.openxmlformats.org/wordprocessingml/2006/main" xmlns:w14="http://schemas.microsoft.com/office/word/2010/wordml" xmlns:w15="http://schemas.microsoft.com/office/word/2012/wordml" xmlns:w16cex="http://schemas.microsoft.com/office/word/2018/wordml/cex" xmlns:w16cid="http://schemas.microsoft.com/office/word/2016/wordml/cid" xmlns:w16="http://schemas.microsoft.com/office/word/2018/wordml" xmlns:w16du="http://schemas.microsoft.com/office/word/2023/wordml/word16du" xmlns:w16sdtdh="http://schemas.microsoft.com/office/word/2020/wordml/sdtdatahash" xmlns:w16sdtfl="http://schemas.microsoft.com/office/word/2024/wordml/sdtformatlock" xmlns:w16se="http://schemas.microsoft.com/office/word/2015/wordml/symex" xmlns:wpg="http://schemas.microsoft.com/office/word/2010/wordprocessingGroup" xmlns:wpi="http://schemas.microsoft.com/office/word/2010/wordprocessingInk" xmlns:wne="http://schemas.microsoft.com/office/word/2006/wordml" xmlns:wps="http://schemas.microsoft.com/office/word/2010/wordprocessingShape" mc:Ignorable="w14 w15 w16se w16cid w16 w16cex w16sdtdh w16sdtfl w16du wp14">
   <w:p>
     <w:pPr>
       <w:pStyle w:val="Header"/>
@@ -702,7 +1179,7 @@
 </file>
 
 <file path=word/header2.xml><?xml version="1.0" encoding="utf-8"?>
-<w:hdr xmlns:wpc="http://schemas.microsoft.com/office/word/2010/wordprocessingCanvas" xmlns:cx="http://schemas.microsoft.com/office/drawing/2014/chartex" xmlns:cx1="http://schemas.microsoft.com/office/drawing/2015/9/8/chartex" xmlns:cx2="http://schemas.microsoft.com/office/drawing/2015/10/21/chartex" xmlns:cx3="http://schemas.microsoft.com/office/drawing/2016/5/9/chartex" xmlns:cx4="http://schemas.microsoft.com/office/drawing/2016/5/10/chartex" xmlns:cx5="http://schemas.microsoft.com/office/drawing/2016/5/11/chartex" xmlns:cx6="http://schemas.microsoft.com/office/drawing/2016/5/12/chartex" xmlns:cx7="http://schemas.microsoft.com/office/drawing/2016/5/13/chartex" xmlns:cx8="http://schemas.microsoft.com/office/drawing/2016/5/14/chartex" xmlns:mc="http://schemas.openxmlformats.org/markup-compatibility/2006" xmlns:aink="http://schemas.microsoft.com/office/drawing/2016/ink" xmlns:am3d="http://schemas.microsoft.com/office/drawing/2017/model3d" xmlns:o="urn:schemas-microsoft-com:office:office" xmlns:oel="http://schemas.microsoft.com/office/2019/extlst" xmlns:r="http://schemas.openxmlformats.org/officeDocument/2006/relationships" xmlns:m="http://schemas.openxmlformats.org/officeDocument/2006/math" xmlns:v="urn:schemas-microsoft-com:vml" xmlns:wp14="http://schemas.microsoft.com/office/word/2010/wordprocessingDrawing" xmlns:wp="http://schemas.openxmlformats.org/drawingml/2006/wordprocessingDrawing" xmlns:w10="urn:schemas-microsoft-com:office:word" xmlns:w="http://schemas.openxmlformats.org/wordprocessingml/2006/main" xmlns:w14="http://schemas.microsoft.com/office/word/2010/wordml" xmlns:w15="http://schemas.microsoft.com/office/word/2012/wordml" xmlns:w16cex="http://schemas.microsoft.com/office/word/2018/wordml/cex" xmlns:w16cid="http://schemas.microsoft.com/office/word/2016/wordml/cid" xmlns:w16="http://schemas.microsoft.com/office/word/2018/wordml" xmlns:w16sdtdh="http://schemas.microsoft.com/office/word/2020/wordml/sdtdatahash" xmlns:w16se="http://schemas.microsoft.com/office/word/2015/wordml/symex" xmlns:wpg="http://schemas.microsoft.com/office/word/2010/wordprocessingGroup" xmlns:wpi="http://schemas.microsoft.com/office/word/2010/wordprocessingInk" xmlns:wne="http://schemas.microsoft.com/office/word/2006/wordml" xmlns:wps="http://schemas.microsoft.com/office/word/2010/wordprocessingShape" mc:Ignorable="w14 w15 w16se w16cid w16 w16cex w16sdtdh wp14">
+<w:hdr xmlns:wpc="http://schemas.microsoft.com/office/word/2010/wordprocessingCanvas" xmlns:cx="http://schemas.microsoft.com/office/drawing/2014/chartex" xmlns:cx1="http://schemas.microsoft.com/office/drawing/2015/9/8/chartex" xmlns:cx2="http://schemas.microsoft.com/office/drawing/2015/10/21/chartex" xmlns:cx3="http://schemas.microsoft.com/office/drawing/2016/5/9/chartex" xmlns:cx4="http://schemas.microsoft.com/office/drawing/2016/5/10/chartex" xmlns:cx5="http://schemas.microsoft.com/office/drawing/2016/5/11/chartex" xmlns:cx6="http://schemas.microsoft.com/office/drawing/2016/5/12/chartex" xmlns:cx7="http://schemas.microsoft.com/office/drawing/2016/5/13/chartex" xmlns:cx8="http://schemas.microsoft.com/office/drawing/2016/5/14/chartex" xmlns:mc="http://schemas.openxmlformats.org/markup-compatibility/2006" xmlns:aink="http://schemas.microsoft.com/office/drawing/2016/ink" xmlns:am3d="http://schemas.microsoft.com/office/drawing/2017/model3d" xmlns:o="urn:schemas-microsoft-com:office:office" xmlns:oel="http://schemas.microsoft.com/office/2019/extlst" xmlns:r="http://schemas.openxmlformats.org/officeDocument/2006/relationships" xmlns:m="http://schemas.openxmlformats.org/officeDocument/2006/math" xmlns:v="urn:schemas-microsoft-com:vml" xmlns:wp14="http://schemas.microsoft.com/office/word/2010/wordprocessingDrawing" xmlns:wp="http://schemas.openxmlformats.org/drawingml/2006/wordprocessingDrawing" xmlns:w10="urn:schemas-microsoft-com:office:word" xmlns:w="http://schemas.openxmlformats.org/wordprocessingml/2006/main" xmlns:w14="http://schemas.microsoft.com/office/word/2010/wordml" xmlns:w15="http://schemas.microsoft.com/office/word/2012/wordml" xmlns:w16cex="http://schemas.microsoft.com/office/word/2018/wordml/cex" xmlns:w16cid="http://schemas.microsoft.com/office/word/2016/wordml/cid" xmlns:w16="http://schemas.microsoft.com/office/word/2018/wordml" xmlns:w16du="http://schemas.microsoft.com/office/word/2023/wordml/word16du" xmlns:w16sdtdh="http://schemas.microsoft.com/office/word/2020/wordml/sdtdatahash" xmlns:w16sdtfl="http://schemas.microsoft.com/office/word/2024/wordml/sdtformatlock" xmlns:w16se="http://schemas.microsoft.com/office/word/2015/wordml/symex" xmlns:wpg="http://schemas.microsoft.com/office/word/2010/wordprocessingGroup" xmlns:wpi="http://schemas.microsoft.com/office/word/2010/wordprocessingInk" xmlns:wne="http://schemas.microsoft.com/office/word/2006/wordml" xmlns:wps="http://schemas.microsoft.com/office/word/2010/wordprocessingShape" mc:Ignorable="w14 w15 w16se w16cid w16 w16cex w16sdtdh w16sdtfl w16du wp14">
   <w:p>
     <w:pPr>
       <w:pStyle w:val="Header"/>
@@ -713,7 +1190,7 @@
 </file>
 
 <file path=word/header3.xml><?xml version="1.0" encoding="utf-8"?>
-<w:hdr xmlns:wpc="http://schemas.microsoft.com/office/word/2010/wordprocessingCanvas" xmlns:cx="http://schemas.microsoft.com/office/drawing/2014/chartex" xmlns:cx1="http://schemas.microsoft.com/office/drawing/2015/9/8/chartex" xmlns:cx2="http://schemas.microsoft.com/office/drawing/2015/10/21/chartex" xmlns:cx3="http://schemas.microsoft.com/office/drawing/2016/5/9/chartex" xmlns:cx4="http://schemas.microsoft.com/office/drawing/2016/5/10/chartex" xmlns:cx5="http://schemas.microsoft.com/office/drawing/2016/5/11/chartex" xmlns:cx6="http://schemas.microsoft.com/office/drawing/2016/5/12/chartex" xmlns:cx7="http://schemas.microsoft.com/office/drawing/2016/5/13/chartex" xmlns:cx8="http://schemas.microsoft.com/office/drawing/2016/5/14/chartex" xmlns:mc="http://schemas.openxmlformats.org/markup-compatibility/2006" xmlns:aink="http://schemas.microsoft.com/office/drawing/2016/ink" xmlns:am3d="http://schemas.microsoft.com/office/drawing/2017/model3d" xmlns:o="urn:schemas-microsoft-com:office:office" xmlns:oel="http://schemas.microsoft.com/office/2019/extlst" xmlns:r="http://schemas.openxmlformats.org/officeDocument/2006/relationships" xmlns:m="http://schemas.openxmlformats.org/officeDocument/2006/math" xmlns:v="urn:schemas-microsoft-com:vml" xmlns:wp14="http://schemas.microsoft.com/office/word/2010/wordprocessingDrawing" xmlns:wp="http://schemas.openxmlformats.org/drawingml/2006/wordprocessingDrawing" xmlns:w10="urn:schemas-microsoft-com:office:word" xmlns:w="http://schemas.openxmlformats.org/wordprocessingml/2006/main" xmlns:w14="http://schemas.microsoft.com/office/word/2010/wordml" xmlns:w15="http://schemas.microsoft.com/office/word/2012/wordml" xmlns:w16cex="http://schemas.microsoft.com/office/word/2018/wordml/cex" xmlns:w16cid="http://schemas.microsoft.com/office/word/2016/wordml/cid" xmlns:w16="http://schemas.microsoft.com/office/word/2018/wordml" xmlns:w16sdtdh="http://schemas.microsoft.com/office/word/2020/wordml/sdtdatahash" xmlns:w16se="http://schemas.microsoft.com/office/word/2015/wordml/symex" xmlns:wpg="http://schemas.microsoft.com/office/word/2010/wordprocessingGroup" xmlns:wpi="http://schemas.microsoft.com/office/word/2010/wordprocessingInk" xmlns:wne="http://schemas.microsoft.com/office/word/2006/wordml" xmlns:wps="http://schemas.microsoft.com/office/word/2010/wordprocessingShape" mc:Ignorable="w14 w15 w16se w16cid w16 w16cex w16sdtdh wp14">
+<w:hdr xmlns:wpc="http://schemas.microsoft.com/office/word/2010/wordprocessingCanvas" xmlns:cx="http://schemas.microsoft.com/office/drawing/2014/chartex" xmlns:cx1="http://schemas.microsoft.com/office/drawing/2015/9/8/chartex" xmlns:cx2="http://schemas.microsoft.com/office/drawing/2015/10/21/chartex" xmlns:cx3="http://schemas.microsoft.com/office/drawing/2016/5/9/chartex" xmlns:cx4="http://schemas.microsoft.com/office/drawing/2016/5/10/chartex" xmlns:cx5="http://schemas.microsoft.com/office/drawing/2016/5/11/chartex" xmlns:cx6="http://schemas.microsoft.com/office/drawing/2016/5/12/chartex" xmlns:cx7="http://schemas.microsoft.com/office/drawing/2016/5/13/chartex" xmlns:cx8="http://schemas.microsoft.com/office/drawing/2016/5/14/chartex" xmlns:mc="http://schemas.openxmlformats.org/markup-compatibility/2006" xmlns:aink="http://schemas.microsoft.com/office/drawing/2016/ink" xmlns:am3d="http://schemas.microsoft.com/office/drawing/2017/model3d" xmlns:o="urn:schemas-microsoft-com:office:office" xmlns:oel="http://schemas.microsoft.com/office/2019/extlst" xmlns:r="http://schemas.openxmlformats.org/officeDocument/2006/relationships" xmlns:m="http://schemas.openxmlformats.org/officeDocument/2006/math" xmlns:v="urn:schemas-microsoft-com:vml" xmlns:wp14="http://schemas.microsoft.com/office/word/2010/wordprocessingDrawing" xmlns:wp="http://schemas.openxmlformats.org/drawingml/2006/wordprocessingDrawing" xmlns:w10="urn:schemas-microsoft-com:office:word" xmlns:w="http://schemas.openxmlformats.org/wordprocessingml/2006/main" xmlns:w14="http://schemas.microsoft.com/office/word/2010/wordml" xmlns:w15="http://schemas.microsoft.com/office/word/2012/wordml" xmlns:w16cex="http://schemas.microsoft.com/office/word/2018/wordml/cex" xmlns:w16cid="http://schemas.microsoft.com/office/word/2016/wordml/cid" xmlns:w16="http://schemas.microsoft.com/office/word/2018/wordml" xmlns:w16du="http://schemas.microsoft.com/office/word/2023/wordml/word16du" xmlns:w16sdtdh="http://schemas.microsoft.com/office/word/2020/wordml/sdtdatahash" xmlns:w16sdtfl="http://schemas.microsoft.com/office/word/2024/wordml/sdtformatlock" xmlns:w16se="http://schemas.microsoft.com/office/word/2015/wordml/symex" xmlns:wpg="http://schemas.microsoft.com/office/word/2010/wordprocessingGroup" xmlns:wpi="http://schemas.microsoft.com/office/word/2010/wordprocessingInk" xmlns:wne="http://schemas.microsoft.com/office/word/2006/wordml" xmlns:wps="http://schemas.microsoft.com/office/word/2010/wordprocessingShape" mc:Ignorable="w14 w15 w16se w16cid w16 w16cex w16sdtdh w16sdtfl w16du wp14">
   <w:p>
     <w:pPr>
       <w:pStyle w:val="Header"/>
@@ -722,7 +1199,7 @@
     <w:r>
       <w:tab/>
       <w:tab/>
-      <w:t>2026-06-17</w:t>
+      <w:t>2026-06-18</w:t>
       <w:br/>
       <w:br/>
     </w:r>
@@ -739,7 +1216,7 @@
 </file>
 
 <file path=word/numbering.xml><?xml version="1.0" encoding="utf-8"?>
-<w:numbering xmlns:wpc="http://schemas.microsoft.com/office/word/2010/wordprocessingCanvas" xmlns:cx="http://schemas.microsoft.com/office/drawing/2014/chartex" xmlns:cx1="http://schemas.microsoft.com/office/drawing/2015/9/8/chartex" xmlns:cx2="http://schemas.microsoft.com/office/drawing/2015/10/21/chartex" xmlns:cx3="http://schemas.microsoft.com/office/drawing/2016/5/9/chartex" xmlns:cx4="http://schemas.microsoft.com/office/drawing/2016/5/10/chartex" xmlns:cx5="http://schemas.microsoft.com/office/drawing/2016/5/11/chartex" xmlns:cx6="http://schemas.microsoft.com/office/drawing/2016/5/12/chartex" xmlns:cx7="http://schemas.microsoft.com/office/drawing/2016/5/13/chartex" xmlns:cx8="http://schemas.microsoft.com/office/drawing/2016/5/14/chartex" xmlns:mc="http://schemas.openxmlformats.org/markup-compatibility/2006" xmlns:aink="http://schemas.microsoft.com/office/drawing/2016/ink" xmlns:am3d="http://schemas.microsoft.com/office/drawing/2017/model3d" xmlns:o="urn:schemas-microsoft-com:office:office" xmlns:oel="http://schemas.microsoft.com/office/2019/extlst" xmlns:r="http://schemas.openxmlformats.org/officeDocument/2006/relationships" xmlns:m="http://schemas.openxmlformats.org/officeDocument/2006/math" xmlns:v="urn:schemas-microsoft-com:vml" xmlns:wp14="http://schemas.microsoft.com/office/word/2010/wordprocessingDrawing" xmlns:wp="http://schemas.openxmlformats.org/drawingml/2006/wordprocessingDrawing" xmlns:w10="urn:schemas-microsoft-com:office:word" xmlns:w="http://schemas.openxmlformats.org/wordprocessingml/2006/main" xmlns:w14="http://schemas.microsoft.com/office/word/2010/wordml" xmlns:w15="http://schemas.microsoft.com/office/word/2012/wordml" xmlns:w16cex="http://schemas.microsoft.com/office/word/2018/wordml/cex" xmlns:w16cid="http://schemas.microsoft.com/office/word/2016/wordml/cid" xmlns:w16="http://schemas.microsoft.com/office/word/2018/wordml" xmlns:w16sdtdh="http://schemas.microsoft.com/office/word/2020/wordml/sdtdatahash" xmlns:w16se="http://schemas.microsoft.com/office/word/2015/wordml/symex" xmlns:wpg="http://schemas.microsoft.com/office/word/2010/wordprocessingGroup" xmlns:wpi="http://schemas.microsoft.com/office/word/2010/wordprocessingInk" xmlns:wne="http://schemas.microsoft.com/office/word/2006/wordml" xmlns:wps="http://schemas.microsoft.com/office/word/2010/wordprocessingShape" mc:Ignorable="w14 w15 w16se w16cid w16 w16cex w16sdtdh wp14">
+<w:numbering xmlns:wpc="http://schemas.microsoft.com/office/word/2010/wordprocessingCanvas" xmlns:cx="http://schemas.microsoft.com/office/drawing/2014/chartex" xmlns:cx1="http://schemas.microsoft.com/office/drawing/2015/9/8/chartex" xmlns:cx2="http://schemas.microsoft.com/office/drawing/2015/10/21/chartex" xmlns:cx3="http://schemas.microsoft.com/office/drawing/2016/5/9/chartex" xmlns:cx4="http://schemas.microsoft.com/office/drawing/2016/5/10/chartex" xmlns:cx5="http://schemas.microsoft.com/office/drawing/2016/5/11/chartex" xmlns:cx6="http://schemas.microsoft.com/office/drawing/2016/5/12/chartex" xmlns:cx7="http://schemas.microsoft.com/office/drawing/2016/5/13/chartex" xmlns:cx8="http://schemas.microsoft.com/office/drawing/2016/5/14/chartex" xmlns:mc="http://schemas.openxmlformats.org/markup-compatibility/2006" xmlns:aink="http://schemas.microsoft.com/office/drawing/2016/ink" xmlns:am3d="http://schemas.microsoft.com/office/drawing/2017/model3d" xmlns:o="urn:schemas-microsoft-com:office:office" xmlns:oel="http://schemas.microsoft.com/office/2019/extlst" xmlns:r="http://schemas.openxmlformats.org/officeDocument/2006/relationships" xmlns:m="http://schemas.openxmlformats.org/officeDocument/2006/math" xmlns:v="urn:schemas-microsoft-com:vml" xmlns:wp14="http://schemas.microsoft.com/office/word/2010/wordprocessingDrawing" xmlns:wp="http://schemas.openxmlformats.org/drawingml/2006/wordprocessingDrawing" xmlns:w10="urn:schemas-microsoft-com:office:word" xmlns:w="http://schemas.openxmlformats.org/wordprocessingml/2006/main" xmlns:w14="http://schemas.microsoft.com/office/word/2010/wordml" xmlns:w15="http://schemas.microsoft.com/office/word/2012/wordml" xmlns:w16cex="http://schemas.microsoft.com/office/word/2018/wordml/cex" xmlns:w16cid="http://schemas.microsoft.com/office/word/2016/wordml/cid" xmlns:w16="http://schemas.microsoft.com/office/word/2018/wordml" xmlns:w16du="http://schemas.microsoft.com/office/word/2023/wordml/word16du" xmlns:w16sdtdh="http://schemas.microsoft.com/office/word/2020/wordml/sdtdatahash" xmlns:w16sdtfl="http://schemas.microsoft.com/office/word/2024/wordml/sdtformatlock" xmlns:w16se="http://schemas.microsoft.com/office/word/2015/wordml/symex" xmlns:wpg="http://schemas.microsoft.com/office/word/2010/wordprocessingGroup" xmlns:wpi="http://schemas.microsoft.com/office/word/2010/wordprocessingInk" xmlns:wne="http://schemas.microsoft.com/office/word/2006/wordml" xmlns:wps="http://schemas.microsoft.com/office/word/2010/wordprocessingShape" mc:Ignorable="w14 w15 w16se w16cid w16 w16cex w16sdtdh w16sdtfl w16du wp14">
   <w:abstractNum w:abstractNumId="0" w15:restartNumberingAfterBreak="0">
     <w:nsid w:val="FFFFFF7C"/>
     <w:multiLevelType w:val="singleLevel"/>
@@ -942,7 +1419,7 @@
 </file>
 
 <file path=word/styles.xml><?xml version="1.0" encoding="utf-8"?>
-<w:styles xmlns:mc="http://schemas.openxmlformats.org/markup-compatibility/2006" xmlns:r="http://schemas.openxmlformats.org/officeDocument/2006/relationships" xmlns:w="http://schemas.openxmlformats.org/wordprocessingml/2006/main" xmlns:w14="http://schemas.microsoft.com/office/word/2010/wordml" xmlns:w15="http://schemas.microsoft.com/office/word/2012/wordml" xmlns:w16cex="http://schemas.microsoft.com/office/word/2018/wordml/cex" xmlns:w16cid="http://schemas.microsoft.com/office/word/2016/wordml/cid" xmlns:w16="http://schemas.microsoft.com/office/word/2018/wordml" xmlns:w16sdtdh="http://schemas.microsoft.com/office/word/2020/wordml/sdtdatahash" xmlns:w16se="http://schemas.microsoft.com/office/word/2015/wordml/symex" mc:Ignorable="w14 w15 w16se w16cid w16 w16cex w16sdtdh">
+<w:styles xmlns:mc="http://schemas.openxmlformats.org/markup-compatibility/2006" xmlns:r="http://schemas.openxmlformats.org/officeDocument/2006/relationships" xmlns:w="http://schemas.openxmlformats.org/wordprocessingml/2006/main" xmlns:w14="http://schemas.microsoft.com/office/word/2010/wordml" xmlns:w15="http://schemas.microsoft.com/office/word/2012/wordml" xmlns:w16cex="http://schemas.microsoft.com/office/word/2018/wordml/cex" xmlns:w16cid="http://schemas.microsoft.com/office/word/2016/wordml/cid" xmlns:w16="http://schemas.microsoft.com/office/word/2018/wordml" xmlns:w16du="http://schemas.microsoft.com/office/word/2023/wordml/word16du" xmlns:w16sdtdh="http://schemas.microsoft.com/office/word/2020/wordml/sdtdatahash" xmlns:w16sdtfl="http://schemas.microsoft.com/office/word/2024/wordml/sdtformatlock" xmlns:w16se="http://schemas.microsoft.com/office/word/2015/wordml/symex" mc:Ignorable="w14 w15 w16se w16cid w16 w16cex w16sdtdh w16sdtfl w16du">
   <w:docDefaults>
     <w:rPrDefault>
       <w:rPr>
@@ -1700,7 +2177,7 @@
     <w:link w:val="TitleChar"/>
     <w:uiPriority w:val="10"/>
     <w:qFormat/>
-    <w:rsid w:val="007106C8"/>
+    <w:rsid w:val="00E854FA"/>
     <w:pPr>
       <w:spacing w:after="300" w:line="240" w:lineRule="auto"/>
       <w:contextualSpacing/>
@@ -1710,7 +2187,7 @@
       <w:rFonts w:eastAsiaTheme="majorEastAsia" w:cstheme="majorBidi"/>
       <w:spacing w:val="5"/>
       <w:kern w:val="28"/>
-      <w:sz w:val="52"/>
+      <w:sz w:val="40"/>
       <w:szCs w:val="52"/>
       <w:lang w:val="sv-SE" w:eastAsia="en-US" w:bidi="ar-SA"/>
     </w:rPr>
@@ -1720,12 +2197,12 @@
     <w:basedOn w:val="DefaultParagraphFont"/>
     <w:link w:val="Title"/>
     <w:uiPriority w:val="10"/>
-    <w:rsid w:val="007106C8"/>
+    <w:rsid w:val="00E854FA"/>
     <w:rPr>
       <w:rFonts w:ascii="Times New Roman" w:eastAsiaTheme="majorEastAsia" w:hAnsi="Times New Roman" w:cstheme="majorBidi"/>
       <w:spacing w:val="5"/>
       <w:kern w:val="28"/>
-      <w:sz w:val="52"/>
+      <w:sz w:val="40"/>
       <w:szCs w:val="52"/>
       <w:lang w:val="sv-SE" w:eastAsia="en-US" w:bidi="ar-SA"/>
     </w:rPr>

--- a/klagomål/A 10977-2026 FSC-klagomål.docx
+++ b/klagomål/A 10977-2026 FSC-klagomål.docx
@@ -1199,7 +1199,7 @@
     <w:r>
       <w:tab/>
       <w:tab/>
-      <w:t>2026-06-18</w:t>
+      <w:t>2026-06-19</w:t>
       <w:br/>
       <w:br/>
     </w:r>

--- a/klagomål/A 10977-2026 FSC-klagomål.docx
+++ b/klagomål/A 10977-2026 FSC-klagomål.docx
@@ -1199,7 +1199,7 @@
     <w:r>
       <w:tab/>
       <w:tab/>
-      <w:t>2026-06-19</w:t>
+      <w:t>2026-06-20</w:t>
       <w:br/>
       <w:br/>
     </w:r>

--- a/klagomål/A 10977-2026 FSC-klagomål.docx
+++ b/klagomål/A 10977-2026 FSC-klagomål.docx
@@ -168,38 +168,7 @@
     </w:p>
     <w:p>
       <w:r>
-        <w:t>Detta dokument behandlar höga naturvärden i avverkningsanmälan A 10977-2026 i Sundsvalls kommun som inkom 2026-02-26 och omfattar 11,7 ha.</w:t>
-      </w:r>
-    </w:p>
-    <w:p>
-      <w:r>
-        <w:t>Nedan presenteras fynd av naturvårdsarter och fridlysta arter som gjorts i det avverkningsanmälda området, samt relevanta utdrag ur standarderna för FSC, Chain of Custody, Controlled Wood och PEFC. I BILAGA 1 finns artfakta om fridlysta och rödlistade arter.</w:t>
-      </w:r>
-    </w:p>
-    <w:p>
-      <w:r>
-        <w:t>Vi förväntar oss att ni återkommer med ett skriftligt svar på vårt klagomål och även beskriver vilka korrigerande åtgärder ni satt in för att rätta till identifierade brister i er efterlevnad av den svenska FSC standarden.</w:t>
-      </w:r>
-    </w:p>
-    <w:p>
-      <w:pPr>
-        <w:pStyle w:val="Heading1"/>
-      </w:pPr>
-      <w:r>
-        <w:t>Naturvårdsarter</w:t>
-      </w:r>
-    </w:p>
-    <w:p>
-      <w:r>
-        <w:t>I och inom 21 meter från avverkningsanmälan har följande 11 naturvårdsarter hittats: brandtaggsvamp (EN), svartfjällig musseron (VU), lunglav (NT, T), talltita (NT, §4), vårärt (NT, T), grönkulla (S, T, §8), plattlummer (S, T, §9), stor aspticka (S, T), tibast (S, T), blåsippa (T, §9) och nattviol (§8). Av dessa är 5 rödlistade. För rödlistade arter har rödlistekategorin angivits inom parentes. Arter som är signalarter enligt Skogsstyrelsen har markerats med (S). Typiska arter inom Natura 2000 som är kopplade till skogsekosystem har markerats med (T). För fridlysta arter anges även paragrafen i Artskyddsförordningen som arten är fridlyst enligt.</w:t>
-      </w:r>
-    </w:p>
-    <w:p>
-      <w:r>
-        <w:t>De påträffade naturvårdsarterna är ett tydligt kvitto på att det rör sig om en skog med höga naturvärden.</w:t>
-      </w:r>
-      <w:r>
-        <w:t xml:space="preserve"> I Figur 1 visas fyndplatser för naturvårdsarter i området, som finns registrerade på Artportalen.</w:t>
+        <w:t>Detta klagomål behandlar höga naturvärden i avverkningsanmälan A 10977-2026 i Sundsvalls kommun som inkom 2026-02-26 och omfattar 11,7 ha.</w:t>
       </w:r>
     </w:p>
     <w:p>
@@ -209,7 +178,7 @@
       <w:r>
         <w:drawing>
           <wp:inline xmlns:a="http://schemas.openxmlformats.org/drawingml/2006/main" xmlns:pic="http://schemas.openxmlformats.org/drawingml/2006/picture">
-            <wp:extent cx="5424124" cy="5688000"/>
+            <wp:extent cx="5458454" cy="5724000"/>
             <wp:docPr id="1" name="Picture 1"/>
             <wp:cNvGraphicFramePr>
               <a:graphicFrameLocks noChangeAspect="1"/>
@@ -230,7 +199,7 @@
                   <pic:spPr>
                     <a:xfrm>
                       <a:off x="0" y="0"/>
-                      <a:ext cx="5424124" cy="5688000"/>
+                      <a:ext cx="5458454" cy="5724000"/>
                     </a:xfrm>
                     <a:prstGeom prst="rect"/>
                   </pic:spPr>
@@ -247,34 +216,260 @@
         <w:spacing w:after="240"/>
       </w:pPr>
       <w:r>
-        <w:t>Figur 1. Fyndplatser för naturvårdsarter i och inom 21 meter från avverkningsanmälan (röd linje). Markörer utan svart kant är placerade på fyndplatsen. Markörer med svart kant är placerade vid sidan av fyndplatsen och har ett svart streck som visar fyndplatsens exakta position. Kartans mittpunktskoordinat är N 6924449, E 592568 i SWEREF 99 TM.</w:t>
+        <w:t>Figur 1. Fyndplatser för naturvårdsarter i och inom 21 meter från avverkningsanmälan. Markörer utan svart kant är placerade på fyndplatsen. Markörer med svart kant är placerade vid sidan av fyndplatsen har ett svart streck som visar fyndplatsens exakta position. Kartans mittpunktskoordinat är N 6924449, E 592568 i SWEREF 99 TM.</w:t>
+      </w:r>
+    </w:p>
+    <w:p>
+      <w:r>
+        <w:t>I och inom 21 meter från avverkningsanmälan finns fynd av 11 naturvårdsarter, varav 5 är rödlistade, 5 är fridlysta, 7 är typiska (T) och 4 är signalarter (S): brandtaggsvamp (EN), svartfjällig musseron (VU), lunglav (NT, T), talltita (NT, §4), vårärt (NT, T), grönkulla (S, T, §8), plattlummer (S, T, §9), stor aspticka (S, T), tibast (S, T), blåsippa (T, §9) och nattviol (§8). Se Figur 1.</w:t>
+      </w:r>
+    </w:p>
+    <w:p>
+      <w:r>
+        <w:t>Nedan presenteras relevanta utdrag ur standarderna för FSC, Chain of Custody, Controlled Wood och PEFC.</w:t>
+      </w:r>
+    </w:p>
+    <w:p>
+      <w:r>
+        <w:t>Vi förväntar oss att ni återkommer med ett skriftligt svar på vårt klagomål och även beskriver vilka korrigerande åtgärder ni satt in för att rätta till identifierade brister i er efterlevnad av den svenska FSC standarden.</w:t>
       </w:r>
     </w:p>
     <w:p>
       <w:pPr>
-        <w:pStyle w:val="Heading2"/>
+        <w:pStyle w:val="Heading1"/>
       </w:pPr>
       <w:r>
-        <w:t>Fridlysta arter</w:t>
+        <w:t>Naturvårdsarter och fridlysta arter</w:t>
       </w:r>
     </w:p>
     <w:p>
       <w:r>
-        <w:t>Följande fridlysta arter har sina livsmiljöer och växtplatser i den avverkningsanmälda skogen: talltita (NT, §4), grönkulla (S, T, §8), plattlummer (S, T, §9), blåsippa (T, §9) och nattviol (§8).</w:t>
+        <w:t>Nedan följer beskrivningar av de naturvårdsarter och fridlysta arter som har sina livsmiljöer och växtplatser i den avverkningsanmälda skogen. Se även ytterligare artfakta i BILAGA 1. De påträffade naturvårdsarterna är ett tydligt kvitto på att det rör sig om en skog med höga naturvärden.</w:t>
       </w:r>
     </w:p>
     <w:p>
-      <w:r>
-        <w:t xml:space="preserve">Observera att medlemsländerna är skyldiga att agera i enlighet med EU:s fågeldirektiv där det uttryckligen står att direktivet gäller för fåglar samt för deras ägg, bon och </w:t>
-      </w:r>
       <w:r>
         <w:rPr>
           <w:b/>
         </w:rPr>
-        <w:t xml:space="preserve">livsmiljöer </w:t>
-      </w:r>
-      <w:r>
-        <w:t>(artikel 1). Vidare att de åtgärder som vidtas inte får leda till en försämring av den nuvarande situationen beträffande bevarandet av de fågelarter som avses i artikel 1 (artikel 13). Fågeldirektivet är styrande för tillsynsansvariga myndigheters ärendehantering, ställningstaganden och beslutsfattande.</w:t>
+        <w:t xml:space="preserve">Brandtaggsvamp (EN) </w:t>
+      </w:r>
+      <w:r>
+        <w:t>är en sällsynt och starkt hotad svamp som bildar mykorrhiza med gran i äldre barrskogar med lång kontinuitet, främst på kalkrik eller annan basiskt påverkad mark. Arten är placerad högst upp i Skogsstyrelsens värdepyramid för bedömning av skog med höga naturvärden och hotas främst av avverkning av kalkpåverkad barrskog. Den tål inte en slutavverkning utan kräver ett kontinuerligt äldre trädskikt med gran. Kalkpåverkade barrskogar med lång kontinuitet, även små områden, har ett mycket högt skyddsvärde och bör i största möjliga utsträckning undantas från trakthyggesbruk. Slutavverkning, kraftig gallring och skogsmarksgödsling måste helt undvikas, liksom körning med tunga maskiner. Lokalerna bör bevakas, följas upp och skyddas formellt (SLU Artdatabanken, 2026; Nitare &amp; Skogsstyrelsen, 2019).</w:t>
+      </w:r>
+    </w:p>
+    <w:p>
+      <w:r>
+        <w:rPr>
+          <w:b/>
+        </w:rPr>
+        <w:t>Svartfjällig musseron (VU)</w:t>
+      </w:r>
+      <w:r>
+        <w:t xml:space="preserve"> är en sällsynt art som bildar mykorrhiza med gran på kalkrik mark. För att klara arten på sikt bör fler områden med granskog på kalkrik mark skyddas, särskilt i södra Sverige även om de är små. Växtplatser för denna art är alltid skyddsvärda eftersom de vanligen också innehåller många andra rödlistade svampar (SLU Artdatabanken, 2024; Nitare &amp; Skogsstyrelsen, 2019).</w:t>
+      </w:r>
+    </w:p>
+    <w:p>
+      <w:r>
+        <w:rPr>
+          <w:b/>
+        </w:rPr>
+        <w:t>Lunglav (NT)</w:t>
+      </w:r>
+      <w:r>
+        <w:t xml:space="preserve"> är en av vårt lands främsta signalarter som överallt indikerar gamla lövträd, skogsbestånd med höga naturvärden och ekosystem med långskoglig kontinuitet. Lokalt kan förekomsten vara mycket riklig men den hittas nästan enbart i gamla och ej slutavverkade skogar. Artens samtliga förekomster bör uppmärksammas från naturvårdssynpunkt, då många lokaler även hyser andra ovanliga och rödlistade arter. Rikliga förekomster bör skyddas med biotopskydd, frivilliga avsättningar eller reservat. På lunglav kan de sällsynta lavparasiterna lunglavshårprick (CR), </w:t>
+      </w:r>
+      <w:r>
+        <w:rPr>
+          <w:i/>
+        </w:rPr>
+        <w:t>Abrothallus diederichii</w:t>
+      </w:r>
+      <w:r>
+        <w:t xml:space="preserve"> (VU), </w:t>
+      </w:r>
+      <w:r>
+        <w:rPr>
+          <w:i/>
+        </w:rPr>
+        <w:t>Abrothallus lobariae</w:t>
+      </w:r>
+      <w:r>
+        <w:t xml:space="preserve"> (VU), </w:t>
+      </w:r>
+      <w:r>
+        <w:rPr>
+          <w:i/>
+        </w:rPr>
+        <w:t>Calycina lobariae</w:t>
+      </w:r>
+      <w:r>
+        <w:t xml:space="preserve"> (VU), lunglavsknapp (VU) och skrovelmössing (VU) påträffas. Lunglav är typisk art för </w:t>
+      </w:r>
+      <w:r>
+        <w:rPr>
+          <w:i/>
+        </w:rPr>
+        <w:t>9010 Taiga, 9020 Nordlig ädellövskog, 9110 Näringsfattig bokskog, 9130 Näringsrik bokskog, 9160 Näringsrik ekskog, 9180 Ädellövskog i branter, 9190 Näringsfattig ekskog, 9070 Trädklädd betesmark, 9040 Fjällbjörkskog</w:t>
+      </w:r>
+      <w:r>
+        <w:t xml:space="preserve"> och</w:t>
+      </w:r>
+      <w:r>
+        <w:rPr>
+          <w:i/>
+        </w:rPr>
+        <w:t xml:space="preserve"> 6530 Lövängar</w:t>
+      </w:r>
+      <w:r>
+        <w:t xml:space="preserve"> (SLU Artdatabanken, 2026; Nitare &amp; Skogsstyrelsen, 2019).</w:t>
+      </w:r>
+    </w:p>
+    <w:p>
+      <w:r>
+        <w:rPr>
+          <w:b/>
+        </w:rPr>
+        <w:t>Talltita (NT, §4)</w:t>
+      </w:r>
+      <w:r>
+        <w:t>, rödlistad som nära hotad och prioriterad art i Skogsvårdslagen, har häckningsrevir i anmälan. Arten har minskat kraftigt de senaste 30 åren och minskningstakten innevarande 10-årsperiod beräknas till 20 (10–30) %. Talltitan är synnerligen trogen sitt cirka 15 hektar stora revir och är beroende av flerskiktade olikåldriga skogar för att kunna föda upp sina ungar. Talltitan försvinner om dess livsmiljö kalavverkas (Eggers &amp; Low, 2014; Ekman, 1979; Griesser et al, 2007; Klein, 2020; Siffczyk et al, 2003; SLU Artdatabanken, 2021).</w:t>
+      </w:r>
+    </w:p>
+    <w:p>
+      <w:r>
+        <w:rPr>
+          <w:b/>
+        </w:rPr>
+        <w:t>Vårärt (NT)</w:t>
+      </w:r>
+      <w:r>
+        <w:t xml:space="preserve"> är en kalkgynnad mullväxt som är knuten till rik lundartad vegetation och har sin huvudsakliga förekomst i sydliga kalklövskogar, lövängen och hässlen. Den har även viktiga förekomster av reliktkaraktär i örtrika kalkgranskogar på frisk eller något fuktig mark i mellersta Sverige. Vårärt är en extra betydelsefull signalart i boreala och boreonemorala kalkgranskogar, då dessa förekomster nu är starkt fragmenterade och troligen visar på en flertusenårig ekologisk kontinuitet där spridning och etablering kan ha skett under postglaciala värmetiden. Arten tål inte dagens storskaliga skogsbruksmetoder och den kommer in på rödlistan för första gången 2025 till följd av en kraftig minskning (&gt;50%) i Riksskogstaxeringens data. Vårärt är typisk art för </w:t>
+      </w:r>
+      <w:r>
+        <w:rPr>
+          <w:i/>
+        </w:rPr>
+        <w:t xml:space="preserve">9050 Näringsrik granskog, 9020 Nordlig ädellövskog, 9160 Näringsrik ekskog </w:t>
+      </w:r>
+      <w:r>
+        <w:t xml:space="preserve">och </w:t>
+      </w:r>
+      <w:r>
+        <w:rPr>
+          <w:i/>
+        </w:rPr>
+        <w:t>9180 Ädellövskog i branter</w:t>
+      </w:r>
+      <w:r>
+        <w:t xml:space="preserve"> (Nitare &amp; Skogsstyrelsen, 2019; SLU Artdatabanken, 2026).</w:t>
+      </w:r>
+    </w:p>
+    <w:p>
+      <w:r>
+        <w:rPr>
+          <w:b/>
+        </w:rPr>
+        <w:t xml:space="preserve">Grönkulla (§8) </w:t>
+      </w:r>
+      <w:r>
+        <w:t xml:space="preserve">är typisk art för </w:t>
+      </w:r>
+      <w:r>
+        <w:rPr>
+          <w:i/>
+        </w:rPr>
+        <w:t xml:space="preserve">9040 Fjällbjörkskog, 9070 Trädklädd betesmark, 6170 Alpina kalkgräsmarker, 6520 Höglänta slåtterängar </w:t>
+      </w:r>
+      <w:r>
+        <w:t>och</w:t>
+      </w:r>
+      <w:r>
+        <w:rPr>
+          <w:i/>
+        </w:rPr>
+        <w:t xml:space="preserve"> 6210 Kalkgräsmarker </w:t>
+      </w:r>
+      <w:r>
+        <w:t>(SLU Artdatabanken, 2025).</w:t>
+      </w:r>
+    </w:p>
+    <w:p>
+      <w:r>
+        <w:rPr>
+          <w:b/>
+        </w:rPr>
+        <w:t>Plattlummer (§9)</w:t>
+      </w:r>
+      <w:r>
+        <w:t xml:space="preserve"> växer främst i ljusöppna sandtallskogar eller annan gles, torr och brandpräglad hedbarrskog. Den är mest frekvent i olika typer av naturskogar och kontinuitetsskogar och missgynnas markant av slutavverkning och maskinell markberedning. Söder ut i landet förekommer de närstående arterna cypresslummer (VU, §8) och mellanlummer (VU, §9), vilka båda omfattas av EU:s art- och habitatdirektiv. Plattlummer är typisk art för </w:t>
+      </w:r>
+      <w:r>
+        <w:rPr>
+          <w:i/>
+        </w:rPr>
+        <w:t xml:space="preserve">9010 Taiga </w:t>
+      </w:r>
+      <w:r>
+        <w:t>och</w:t>
+      </w:r>
+      <w:r>
+        <w:rPr>
+          <w:i/>
+        </w:rPr>
+        <w:t xml:space="preserve"> 2320 Rissandhedar </w:t>
+      </w:r>
+      <w:r>
+        <w:t>(Nitare &amp; Skogsstyrelsen, 2019; SLU Artdatabanken, 2025).</w:t>
+      </w:r>
+    </w:p>
+    <w:p>
+      <w:r>
+        <w:rPr>
+          <w:b/>
+        </w:rPr>
+        <w:t>Stor aspticka</w:t>
+      </w:r>
+      <w:r>
+        <w:t xml:space="preserve"> är knuten till gamla levande aspar och orsakar karaktäristiska inbuktningar i stammen (så kallad nekroser). Slutavverknings- och gallringsåtgärder i löv- och blandskogsbestånd som innebär att tillgången på grov asp minskar är ett hot mot arten. Det är viktigt att äldre aspar och aspbestånd sparas och för att gynna arten på sikt bör aspinslagen i t.ex. bergbranter, raviner, skogsbryn och kring äldre odlingsmarker generellt sparas i större utsträckning än vad som görs idag. Stor aspticka är typisk art för </w:t>
+      </w:r>
+      <w:r>
+        <w:rPr>
+          <w:i/>
+        </w:rPr>
+        <w:t xml:space="preserve">9010 Taiga </w:t>
+      </w:r>
+      <w:r>
+        <w:t xml:space="preserve">och </w:t>
+      </w:r>
+      <w:r>
+        <w:rPr>
+          <w:i/>
+        </w:rPr>
+        <w:t>9030 Landhöjningsskog</w:t>
+      </w:r>
+      <w:r>
+        <w:t xml:space="preserve"> (SLU Artdatabanken, 2024; Nitare &amp; Skogsstyrelsen, 2019).</w:t>
+      </w:r>
+    </w:p>
+    <w:p>
+      <w:r>
+        <w:rPr>
+          <w:b/>
+        </w:rPr>
+        <w:t>Tibast</w:t>
+      </w:r>
+      <w:r>
+        <w:t xml:space="preserve"> är en kalkgynnad buske som växer på mullrik, frisk eller svagt fuktig mark, exempelvis i gamla kalkgranskogar, lövträdslundar, varma källpåverkade sluttningar och exklusiva biotoper kopplade till vattendrag. Förekomster i gammal skog visar på höga naturvärden och bör alltid noteras i samband med naturvärdesinventeringar. Tibast är typisk art för </w:t>
+      </w:r>
+      <w:r>
+        <w:rPr>
+          <w:i/>
+        </w:rPr>
+        <w:t>9050 Näringsrik granskog</w:t>
+      </w:r>
+      <w:r>
+        <w:t xml:space="preserve"> och värdväxt för de två fjärilsarterna större tibastmal och brun tibastmal (CR) (SLU Artdatabanken, 2024; Nitare &amp; Skogsstyrelsen, 2019).</w:t>
       </w:r>
     </w:p>
     <w:p>
@@ -304,244 +499,6 @@
       </w:r>
       <w:r>
         <w:t xml:space="preserve"> (SLU Artdatabanken, 2025).</w:t>
-      </w:r>
-    </w:p>
-    <w:p>
-      <w:r>
-        <w:rPr>
-          <w:b/>
-        </w:rPr>
-        <w:t xml:space="preserve">Grönkulla (§8) </w:t>
-      </w:r>
-      <w:r>
-        <w:t xml:space="preserve">är typisk art för </w:t>
-      </w:r>
-      <w:r>
-        <w:rPr>
-          <w:i/>
-        </w:rPr>
-        <w:t xml:space="preserve">9040 Fjällbjörkskog, 9070 Trädklädd betesmark, 6170 Alpina kalkgräsmarker, 6520 Höglänta slåtterängar </w:t>
-      </w:r>
-      <w:r>
-        <w:t>och</w:t>
-      </w:r>
-      <w:r>
-        <w:rPr>
-          <w:i/>
-        </w:rPr>
-        <w:t xml:space="preserve"> 6210 Kalkgräsmarker </w:t>
-      </w:r>
-      <w:r>
-        <w:t>(SLU Artdatabanken, 2025).</w:t>
-      </w:r>
-    </w:p>
-    <w:p>
-      <w:r>
-        <w:rPr>
-          <w:b/>
-        </w:rPr>
-        <w:t>Plattlummer (§9)</w:t>
-      </w:r>
-      <w:r>
-        <w:t xml:space="preserve"> växer främst i ljusöppna sandtallskogar eller annan gles, torr och brandpräglad hedbarrskog. Den är mest frekvent i olika typer av naturskogar och kontinuitetsskogar och missgynnas markant av slutavverkning och maskinell markberedning. Söder ut i landet förekommer de närstående arterna cypresslummer (VU, §8) och mellanlummer (VU, §9), vilka båda omfattas av EU:s art- och habitatdirektiv. Plattlummer är typisk art för </w:t>
-      </w:r>
-      <w:r>
-        <w:rPr>
-          <w:i/>
-        </w:rPr>
-        <w:t xml:space="preserve">9010 Taiga </w:t>
-      </w:r>
-      <w:r>
-        <w:t>och</w:t>
-      </w:r>
-      <w:r>
-        <w:rPr>
-          <w:i/>
-        </w:rPr>
-        <w:t xml:space="preserve"> 2320 Rissandhedar </w:t>
-      </w:r>
-      <w:r>
-        <w:t>(Nitare &amp; Skogsstyrelsen, 2019; SLU Artdatabanken, 2025).</w:t>
-      </w:r>
-    </w:p>
-    <w:p>
-      <w:r>
-        <w:rPr>
-          <w:b/>
-        </w:rPr>
-        <w:t>Talltita (NT, §4)</w:t>
-      </w:r>
-      <w:r>
-        <w:t>, rödlistad som nära hotad och prioriterad art i Skogsvårdslagen, har häckningsrevir i anmälan. Arten har minskat kraftigt de senaste 30 åren och minskningstakten innevarande 10-årsperiod beräknas till 20 (10–30) %. Talltitan är synnerligen trogen sitt cirka 15 hektar stora revir och är beroende av flerskiktade olikåldriga skogar för att kunna föda upp sina ungar. Talltitan försvinner om dess livsmiljö kalavverkas (Eggers &amp; Low, 2014; Ekman, 1979; Griesser et al, 2007; Klein, 2020; Siffczyk et al, 2003; SLU Artdatabanken, 2021).</w:t>
-      </w:r>
-    </w:p>
-    <w:p>
-      <w:r>
-        <w:t>I BILAGA 1 finns mer detaljerad information om ekologi samt krav på livsmiljö hos fridlysta arter.</w:t>
-      </w:r>
-    </w:p>
-    <w:p>
-      <w:pPr>
-        <w:pStyle w:val="Heading2"/>
-      </w:pPr>
-      <w:r>
-        <w:t>Övriga naturvårdsarter</w:t>
-      </w:r>
-    </w:p>
-    <w:p>
-      <w:r>
-        <w:rPr>
-          <w:b/>
-        </w:rPr>
-        <w:t xml:space="preserve">Brandtaggsvamp (EN) </w:t>
-      </w:r>
-      <w:r>
-        <w:t>är en sällsynt och starkt hotad svamp som bildar mykorrhiza med gran i äldre barrskogar med lång kontinuitet, främst på kalkrik eller annan basiskt påverkad mark. Arten är placerad högst upp i Skogsstyrelsens värdepyramid för bedömning av skog med höga naturvärden och hotas främst av avverkning av kalkpåverkad barrskog. Den tål inte en slutavverkning utan kräver ett kontinuerligt äldre trädskikt med gran. Kalkpåverkade barrskogar med lång kontinuitet, även små områden, har ett mycket högt skyddsvärde och bör i största möjliga utsträckning undantas från trakthyggesbruk. Slutavverkning, kraftig gallring och skogsmarksgödsling måste helt undvikas, liksom körning med tunga maskiner. Lokalerna bör bevakas, följas upp och skyddas formellt (SLU Artdatabanken, 2026; Nitare &amp; Skogsstyrelsen, 2019).</w:t>
-      </w:r>
-    </w:p>
-    <w:p>
-      <w:r>
-        <w:rPr>
-          <w:b/>
-        </w:rPr>
-        <w:t>Lunglav (NT)</w:t>
-      </w:r>
-      <w:r>
-        <w:t xml:space="preserve"> är en av vårt lands främsta signalarter som överallt indikerar gamla lövträd, skogsbestånd med höga naturvärden och ekosystem med långskoglig kontinuitet. Lokalt kan förekomsten vara mycket riklig men den hittas nästan enbart i gamla och ej slutavverkade skogar. Artens samtliga förekomster bör uppmärksammas från naturvårdssynpunkt, då många lokaler även hyser andra ovanliga och rödlistade arter. Rikliga förekomster bör skyddas med biotopskydd, frivilliga avsättningar eller reservat. På lunglav kan de sällsynta lavparasiterna lunglavshårprick (CR), </w:t>
-      </w:r>
-      <w:r>
-        <w:rPr>
-          <w:i/>
-        </w:rPr>
-        <w:t>Abrothallus diederichii</w:t>
-      </w:r>
-      <w:r>
-        <w:t xml:space="preserve"> (VU), </w:t>
-      </w:r>
-      <w:r>
-        <w:rPr>
-          <w:i/>
-        </w:rPr>
-        <w:t>Abrothallus lobariae</w:t>
-      </w:r>
-      <w:r>
-        <w:t xml:space="preserve"> (VU), </w:t>
-      </w:r>
-      <w:r>
-        <w:rPr>
-          <w:i/>
-        </w:rPr>
-        <w:t>Calycina lobariae</w:t>
-      </w:r>
-      <w:r>
-        <w:t xml:space="preserve"> (VU), lunglavsknapp (VU) och skrovelmössing (VU) påträffas. Lunglav är typisk art för </w:t>
-      </w:r>
-      <w:r>
-        <w:rPr>
-          <w:i/>
-        </w:rPr>
-        <w:t>9010 Taiga, 9020 Nordlig ädellövskog, 9110 Näringsfattig bokskog, 9130 Näringsrik bokskog, 9160 Näringsrik ekskog, 9180 Ädellövskog i branter, 9190 Näringsfattig ekskog, 9070 Trädklädd betesmark, 9040 Fjällbjörkskog</w:t>
-      </w:r>
-      <w:r>
-        <w:t xml:space="preserve"> och</w:t>
-      </w:r>
-      <w:r>
-        <w:rPr>
-          <w:i/>
-        </w:rPr>
-        <w:t xml:space="preserve"> 6530 Lövängar</w:t>
-      </w:r>
-      <w:r>
-        <w:t xml:space="preserve"> (SLU Artdatabanken, 2026; Nitare &amp; Skogsstyrelsen, 2019).</w:t>
-      </w:r>
-    </w:p>
-    <w:p>
-      <w:r>
-        <w:rPr>
-          <w:b/>
-        </w:rPr>
-        <w:t>Stor aspticka</w:t>
-      </w:r>
-      <w:r>
-        <w:t xml:space="preserve"> är knuten till gamla levande aspar och orsakar karaktäristiska inbuktningar i stammen (så kallad nekroser). Slutavverknings- och gallringsåtgärder i löv- och blandskogsbestånd som innebär att tillgången på grov asp minskar är ett hot mot arten. Det är viktigt att äldre aspar och aspbestånd sparas och för att gynna arten på sikt bör aspinslagen i t.ex. bergbranter, raviner, skogsbryn och kring äldre odlingsmarker generellt sparas i större utsträckning än vad som görs idag. Stor aspticka är typisk art för </w:t>
-      </w:r>
-      <w:r>
-        <w:rPr>
-          <w:i/>
-        </w:rPr>
-        <w:t xml:space="preserve">9010 Taiga </w:t>
-      </w:r>
-      <w:r>
-        <w:t xml:space="preserve">och </w:t>
-      </w:r>
-      <w:r>
-        <w:rPr>
-          <w:i/>
-        </w:rPr>
-        <w:t>9030 Landhöjningsskog</w:t>
-      </w:r>
-      <w:r>
-        <w:t xml:space="preserve"> (SLU Artdatabanken, 2024; Nitare &amp; Skogsstyrelsen, 2019).</w:t>
-      </w:r>
-    </w:p>
-    <w:p>
-      <w:r>
-        <w:rPr>
-          <w:b/>
-        </w:rPr>
-        <w:t>Svartfjällig musseron (VU)</w:t>
-      </w:r>
-      <w:r>
-        <w:t xml:space="preserve"> är en sällsynt art som bildar mykorrhiza med gran på kalkrik mark. För att klara arten på sikt bör fler områden med granskog på kalkrik mark skyddas, särskilt i södra Sverige även om de är små. Växtplatser för denna art är alltid skyddsvärda eftersom de vanligen också innehåller många andra rödlistade svampar (SLU Artdatabanken, 2024; Nitare &amp; Skogsstyrelsen, 2019).</w:t>
-      </w:r>
-    </w:p>
-    <w:p>
-      <w:r>
-        <w:rPr>
-          <w:b/>
-        </w:rPr>
-        <w:t>Tibast</w:t>
-      </w:r>
-      <w:r>
-        <w:t xml:space="preserve"> är en kalkgynnad buske som växer på mullrik, frisk eller svagt fuktig mark, exempelvis i gamla kalkgranskogar, lövträdslundar, varma källpåverkade sluttningar och exklusiva biotoper kopplade till vattendrag. Förekomster i gammal skog visar på höga naturvärden och bör alltid noteras i samband med naturvärdesinventeringar. Tibast är typisk art för </w:t>
-      </w:r>
-      <w:r>
-        <w:rPr>
-          <w:i/>
-        </w:rPr>
-        <w:t>9050 Näringsrik granskog</w:t>
-      </w:r>
-      <w:r>
-        <w:t xml:space="preserve"> och värdväxt för de två fjärilsarterna större tibastmal och brun tibastmal (CR) (SLU Artdatabanken, 2024; Nitare &amp; Skogsstyrelsen, 2019).</w:t>
-      </w:r>
-    </w:p>
-    <w:p>
-      <w:r>
-        <w:rPr>
-          <w:b/>
-        </w:rPr>
-        <w:t>Vårärt (NT)</w:t>
-      </w:r>
-      <w:r>
-        <w:t xml:space="preserve"> är en kalkgynnad mullväxt som är knuten till rik lundartad vegetation och har sin huvudsakliga förekomst i sydliga kalklövskogar, lövängen och hässlen. Den har även viktiga förekomster av reliktkaraktär i örtrika kalkgranskogar på frisk eller något fuktig mark i mellersta Sverige. Vårärt är en extra betydelsefull signalart i boreala och boreonemorala kalkgranskogar, då dessa förekomster nu är starkt fragmenterade och troligen visar på en flertusenårig ekologisk kontinuitet där spridning och etablering kan ha skett under postglaciala värmetiden. Arten tål inte dagens storskaliga skogsbruksmetoder och den kommer in på rödlistan för första gången 2025 till följd av en kraftig minskning (&gt;50%) i Riksskogstaxeringens data. Vårärt är typisk art för </w:t>
-      </w:r>
-      <w:r>
-        <w:rPr>
-          <w:i/>
-        </w:rPr>
-        <w:t xml:space="preserve">9050 Näringsrik granskog, 9020 Nordlig ädellövskog, 9160 Näringsrik ekskog </w:t>
-      </w:r>
-      <w:r>
-        <w:t xml:space="preserve">och </w:t>
-      </w:r>
-      <w:r>
-        <w:rPr>
-          <w:i/>
-        </w:rPr>
-        <w:t>9180 Ädellövskog i branter</w:t>
-      </w:r>
-      <w:r>
-        <w:t xml:space="preserve"> (Nitare &amp; Skogsstyrelsen, 2019; SLU Artdatabanken, 2026).</w:t>
       </w:r>
     </w:p>
     <w:p>
@@ -1199,7 +1156,7 @@
     <w:r>
       <w:tab/>
       <w:tab/>
-      <w:t>2026-06-20</w:t>
+      <w:t>2026-06-21</w:t>
       <w:br/>
       <w:br/>
     </w:r>

--- a/klagomål/A 10977-2026 FSC-klagomål.docx
+++ b/klagomål/A 10977-2026 FSC-klagomål.docx
@@ -1156,7 +1156,7 @@
     <w:r>
       <w:tab/>
       <w:tab/>
-      <w:t>2026-06-21</w:t>
+      <w:t>2026-06-22</w:t>
       <w:br/>
       <w:br/>
     </w:r>

--- a/klagomål/A 10977-2026 FSC-klagomål.docx
+++ b/klagomål/A 10977-2026 FSC-klagomål.docx
@@ -1156,7 +1156,7 @@
     <w:r>
       <w:tab/>
       <w:tab/>
-      <w:t>2026-06-22</w:t>
+      <w:t>2026-06-23</w:t>
       <w:br/>
       <w:br/>
     </w:r>

--- a/klagomål/A 10977-2026 FSC-klagomål.docx
+++ b/klagomål/A 10977-2026 FSC-klagomål.docx
@@ -1156,7 +1156,7 @@
     <w:r>
       <w:tab/>
       <w:tab/>
-      <w:t>2026-06-23</w:t>
+      <w:t>2026-06-24</w:t>
       <w:br/>
       <w:br/>
     </w:r>

--- a/klagomål/A 10977-2026 FSC-klagomål.docx
+++ b/klagomål/A 10977-2026 FSC-klagomål.docx
@@ -1156,7 +1156,7 @@
     <w:r>
       <w:tab/>
       <w:tab/>
-      <w:t>2026-06-24</w:t>
+      <w:t>2026-06-25</w:t>
       <w:br/>
       <w:br/>
     </w:r>

--- a/klagomål/A 10977-2026 FSC-klagomål.docx
+++ b/klagomål/A 10977-2026 FSC-klagomål.docx
@@ -1156,7 +1156,7 @@
     <w:r>
       <w:tab/>
       <w:tab/>
-      <w:t>2026-06-25</w:t>
+      <w:t>2026-06-26</w:t>
       <w:br/>
       <w:br/>
     </w:r>

--- a/klagomål/A 10977-2026 FSC-klagomål.docx
+++ b/klagomål/A 10977-2026 FSC-klagomål.docx
@@ -1156,7 +1156,7 @@
     <w:r>
       <w:tab/>
       <w:tab/>
-      <w:t>2026-06-26</w:t>
+      <w:t>2026-06-27</w:t>
       <w:br/>
       <w:br/>
     </w:r>

--- a/klagomål/A 10977-2026 FSC-klagomål.docx
+++ b/klagomål/A 10977-2026 FSC-klagomål.docx
@@ -1156,7 +1156,7 @@
     <w:r>
       <w:tab/>
       <w:tab/>
-      <w:t>2026-06-27</w:t>
+      <w:t>2026-06-28</w:t>
       <w:br/>
       <w:br/>
     </w:r>

--- a/klagomål/A 10977-2026 FSC-klagomål.docx
+++ b/klagomål/A 10977-2026 FSC-klagomål.docx
@@ -1156,7 +1156,7 @@
     <w:r>
       <w:tab/>
       <w:tab/>
-      <w:t>2026-06-28</w:t>
+      <w:t>2026-06-29</w:t>
       <w:br/>
       <w:br/>
     </w:r>

--- a/klagomål/A 10977-2026 FSC-klagomål.docx
+++ b/klagomål/A 10977-2026 FSC-klagomål.docx
@@ -1156,7 +1156,7 @@
     <w:r>
       <w:tab/>
       <w:tab/>
-      <w:t>2026-06-29</w:t>
+      <w:t>2026-06-30</w:t>
       <w:br/>
       <w:br/>
     </w:r>

--- a/klagomål/A 10977-2026 FSC-klagomål.docx
+++ b/klagomål/A 10977-2026 FSC-klagomål.docx
@@ -1156,7 +1156,7 @@
     <w:r>
       <w:tab/>
       <w:tab/>
-      <w:t>2026-06-30</w:t>
+      <w:t>2026-07-01</w:t>
       <w:br/>
       <w:br/>
     </w:r>

--- a/klagomål/A 10977-2026 FSC-klagomål.docx
+++ b/klagomål/A 10977-2026 FSC-klagomål.docx
@@ -1156,7 +1156,7 @@
     <w:r>
       <w:tab/>
       <w:tab/>
-      <w:t>2026-07-01</w:t>
+      <w:t>2026-07-02</w:t>
       <w:br/>
       <w:br/>
     </w:r>

--- a/klagomål/A 10977-2026 FSC-klagomål.docx
+++ b/klagomål/A 10977-2026 FSC-klagomål.docx
@@ -1156,7 +1156,7 @@
     <w:r>
       <w:tab/>
       <w:tab/>
-      <w:t>2026-07-13</w:t>
+      <w:t>2026-07-14</w:t>
       <w:br/>
       <w:br/>
     </w:r>

--- a/klagomål/A 10977-2026 FSC-klagomål.docx
+++ b/klagomål/A 10977-2026 FSC-klagomål.docx
@@ -1156,7 +1156,7 @@
     <w:r>
       <w:tab/>
       <w:tab/>
-      <w:t>2026-07-14</w:t>
+      <w:t>2026-07-15</w:t>
       <w:br/>
       <w:br/>
     </w:r>

--- a/klagomål/A 10977-2026 FSC-klagomål.docx
+++ b/klagomål/A 10977-2026 FSC-klagomål.docx
@@ -1156,7 +1156,7 @@
     <w:r>
       <w:tab/>
       <w:tab/>
-      <w:t>2026-07-15</w:t>
+      <w:t>2026-07-16</w:t>
       <w:br/>
       <w:br/>
     </w:r>

--- a/klagomål/A 10977-2026 FSC-klagomål.docx
+++ b/klagomål/A 10977-2026 FSC-klagomål.docx
@@ -1156,7 +1156,7 @@
     <w:r>
       <w:tab/>
       <w:tab/>
-      <w:t>2026-07-16</w:t>
+      <w:t>2026-07-17</w:t>
       <w:br/>
       <w:br/>
     </w:r>

--- a/klagomål/A 10977-2026 FSC-klagomål.docx
+++ b/klagomål/A 10977-2026 FSC-klagomål.docx
@@ -1156,7 +1156,7 @@
     <w:r>
       <w:tab/>
       <w:tab/>
-      <w:t>2026-07-17</w:t>
+      <w:t>2026-07-18</w:t>
       <w:br/>
       <w:br/>
     </w:r>

--- a/klagomål/A 10977-2026 FSC-klagomål.docx
+++ b/klagomål/A 10977-2026 FSC-klagomål.docx
@@ -1156,7 +1156,7 @@
     <w:r>
       <w:tab/>
       <w:tab/>
-      <w:t>2026-07-18</w:t>
+      <w:t>2026-07-19</w:t>
       <w:br/>
       <w:br/>
     </w:r>

--- a/klagomål/A 10977-2026 FSC-klagomål.docx
+++ b/klagomål/A 10977-2026 FSC-klagomål.docx
@@ -1156,7 +1156,7 @@
     <w:r>
       <w:tab/>
       <w:tab/>
-      <w:t>2026-07-19</w:t>
+      <w:t>2026-07-20</w:t>
       <w:br/>
       <w:br/>
     </w:r>

--- a/klagomål/A 10977-2026 FSC-klagomål.docx
+++ b/klagomål/A 10977-2026 FSC-klagomål.docx
@@ -1156,7 +1156,7 @@
     <w:r>
       <w:tab/>
       <w:tab/>
-      <w:t>2026-07-20</w:t>
+      <w:t>2026-07-21</w:t>
       <w:br/>
       <w:br/>
     </w:r>

--- a/klagomål/A 10977-2026 FSC-klagomål.docx
+++ b/klagomål/A 10977-2026 FSC-klagomål.docx
@@ -1156,7 +1156,7 @@
     <w:r>
       <w:tab/>
       <w:tab/>
-      <w:t>2026-07-21</w:t>
+      <w:t>2026-07-22</w:t>
       <w:br/>
       <w:br/>
     </w:r>

--- a/klagomål/A 10977-2026 FSC-klagomål.docx
+++ b/klagomål/A 10977-2026 FSC-klagomål.docx
@@ -1156,7 +1156,7 @@
     <w:r>
       <w:tab/>
       <w:tab/>
-      <w:t>2026-07-22</w:t>
+      <w:t>2026-07-23</w:t>
       <w:br/>
       <w:br/>
     </w:r>

--- a/klagomål/A 10977-2026 FSC-klagomål.docx
+++ b/klagomål/A 10977-2026 FSC-klagomål.docx
@@ -1156,7 +1156,7 @@
     <w:r>
       <w:tab/>
       <w:tab/>
-      <w:t>2026-07-23</w:t>
+      <w:t>2026-07-24</w:t>
       <w:br/>
       <w:br/>
     </w:r>

--- a/klagomål/A 10977-2026 FSC-klagomål.docx
+++ b/klagomål/A 10977-2026 FSC-klagomål.docx
@@ -1156,7 +1156,7 @@
     <w:r>
       <w:tab/>
       <w:tab/>
-      <w:t>2026-07-24</w:t>
+      <w:t>2026-07-25</w:t>
       <w:br/>
       <w:br/>
     </w:r>

--- a/klagomål/A 10977-2026 FSC-klagomål.docx
+++ b/klagomål/A 10977-2026 FSC-klagomål.docx
@@ -1156,7 +1156,7 @@
     <w:r>
       <w:tab/>
       <w:tab/>
-      <w:t>2026-07-25</w:t>
+      <w:t>2026-07-26</w:t>
       <w:br/>
       <w:br/>
     </w:r>

--- a/klagomål/A 10977-2026 FSC-klagomål.docx
+++ b/klagomål/A 10977-2026 FSC-klagomål.docx
@@ -1156,7 +1156,7 @@
     <w:r>
       <w:tab/>
       <w:tab/>
-      <w:t>2026-07-26</w:t>
+      <w:t>2026-07-27</w:t>
       <w:br/>
       <w:br/>
     </w:r>

--- a/klagomål/A 10977-2026 FSC-klagomål.docx
+++ b/klagomål/A 10977-2026 FSC-klagomål.docx
@@ -1156,7 +1156,7 @@
     <w:r>
       <w:tab/>
       <w:tab/>
-      <w:t>2026-07-27</w:t>
+      <w:t>2026-07-28</w:t>
       <w:br/>
       <w:br/>
     </w:r>

--- a/klagomål/A 10977-2026 FSC-klagomål.docx
+++ b/klagomål/A 10977-2026 FSC-klagomål.docx
@@ -1156,7 +1156,7 @@
     <w:r>
       <w:tab/>
       <w:tab/>
-      <w:t>2026-07-28</w:t>
+      <w:t>2026-07-29</w:t>
       <w:br/>
       <w:br/>
     </w:r>

--- a/klagomål/A 10977-2026 FSC-klagomål.docx
+++ b/klagomål/A 10977-2026 FSC-klagomål.docx
@@ -1156,7 +1156,7 @@
     <w:r>
       <w:tab/>
       <w:tab/>
-      <w:t>2026-07-29</w:t>
+      <w:t>2026-07-30</w:t>
       <w:br/>
       <w:br/>
     </w:r>

--- a/klagomål/A 10977-2026 FSC-klagomål.docx
+++ b/klagomål/A 10977-2026 FSC-klagomål.docx
@@ -1156,7 +1156,7 @@
     <w:r>
       <w:tab/>
       <w:tab/>
-      <w:t>2026-07-30</w:t>
+      <w:t>2026-07-31</w:t>
       <w:br/>
       <w:br/>
     </w:r>

--- a/klagomål/A 10977-2026 FSC-klagomål.docx
+++ b/klagomål/A 10977-2026 FSC-klagomål.docx
@@ -1156,7 +1156,7 @@
     <w:r>
       <w:tab/>
       <w:tab/>
-      <w:t>2026-07-31</w:t>
+      <w:t>2026-08-01</w:t>
       <w:br/>
       <w:br/>
     </w:r>

--- a/klagomål/A 10977-2026 FSC-klagomål.docx
+++ b/klagomål/A 10977-2026 FSC-klagomål.docx
@@ -1156,7 +1156,7 @@
     <w:r>
       <w:tab/>
       <w:tab/>
-      <w:t>2026-08-01</w:t>
+      <w:t>2026-08-02</w:t>
       <w:br/>
       <w:br/>
     </w:r>

--- a/klagomål/A 10977-2026 FSC-klagomål.docx
+++ b/klagomål/A 10977-2026 FSC-klagomål.docx
@@ -1156,7 +1156,7 @@
     <w:r>
       <w:tab/>
       <w:tab/>
-      <w:t>2026-08-02</w:t>
+      <w:t>2026-08-03</w:t>
       <w:br/>
       <w:br/>
     </w:r>

--- a/klagomål/A 10977-2026 FSC-klagomål.docx
+++ b/klagomål/A 10977-2026 FSC-klagomål.docx
@@ -1156,7 +1156,7 @@
     <w:r>
       <w:tab/>
       <w:tab/>
-      <w:t>2026-08-03</w:t>
+      <w:t>2026-08-05</w:t>
       <w:br/>
       <w:br/>
     </w:r>

--- a/klagomål/A 10977-2026 FSC-klagomål.docx
+++ b/klagomål/A 10977-2026 FSC-klagomål.docx
@@ -1156,7 +1156,7 @@
     <w:r>
       <w:tab/>
       <w:tab/>
-      <w:t>2026-08-05</w:t>
+      <w:t>2026-08-07</w:t>
       <w:br/>
       <w:br/>
     </w:r>

--- a/klagomål/A 10977-2026 FSC-klagomål.docx
+++ b/klagomål/A 10977-2026 FSC-klagomål.docx
@@ -1156,7 +1156,7 @@
     <w:r>
       <w:tab/>
       <w:tab/>
-      <w:t>2026-08-07</w:t>
+      <w:t>2026-08-08</w:t>
       <w:br/>
       <w:br/>
     </w:r>

--- a/klagomål/A 10977-2026 FSC-klagomål.docx
+++ b/klagomål/A 10977-2026 FSC-klagomål.docx
@@ -216,7 +216,7 @@
         <w:spacing w:after="240"/>
       </w:pPr>
       <w:r>
-        <w:t>Figur 1. Fyndplatser för naturvårdsarter i och inom 21 meter från avverkningsanmälan. Markörer utan svart kant är placerade på fyndplatsen. Markörer med svart kant är placerade vid sidan av fyndplatsen har ett svart streck som visar fyndplatsens exakta position. Kartans mittpunktskoordinat är N 6924449, E 592568 i SWEREF 99 TM.</w:t>
+        <w:t>Figur 1. Fyndplatser för naturvårdsarter i och inom 21 meter från avverkningsanmälan. Markörer utan svart kant är placerade på fyndplatsen. Markörer med svart kant är placerade vid sidan av fyndplatsen och har ett svart streck som visar fyndplatsens exakta position. Kartans mittpunktskoordinat är N 6924449, E 592568 i SWEREF 99 TM.</w:t>
       </w:r>
     </w:p>
     <w:p>
@@ -1156,7 +1156,7 @@
     <w:r>
       <w:tab/>
       <w:tab/>
-      <w:t>2026-08-14</w:t>
+      <w:t>2026-08-15</w:t>
       <w:br/>
       <w:br/>
     </w:r>

--- a/klagomål/A 10977-2026 FSC-klagomål.docx
+++ b/klagomål/A 10977-2026 FSC-klagomål.docx
@@ -1156,7 +1156,7 @@
     <w:r>
       <w:tab/>
       <w:tab/>
-      <w:t>2026-08-15</w:t>
+      <w:t>2026-08-16</w:t>
       <w:br/>
       <w:br/>
     </w:r>

--- a/klagomål/A 10977-2026 FSC-klagomål.docx
+++ b/klagomål/A 10977-2026 FSC-klagomål.docx
@@ -1156,7 +1156,7 @@
     <w:r>
       <w:tab/>
       <w:tab/>
-      <w:t>2026-08-16</w:t>
+      <w:t>2026-08-17</w:t>
       <w:br/>
       <w:br/>
     </w:r>

--- a/klagomål/A 10977-2026 FSC-klagomål.docx
+++ b/klagomål/A 10977-2026 FSC-klagomål.docx
@@ -1156,7 +1156,7 @@
     <w:r>
       <w:tab/>
       <w:tab/>
-      <w:t>2026-08-17</w:t>
+      <w:t>2026-08-18</w:t>
       <w:br/>
       <w:br/>
     </w:r>

--- a/klagomål/A 10977-2026 FSC-klagomål.docx
+++ b/klagomål/A 10977-2026 FSC-klagomål.docx
@@ -1156,7 +1156,7 @@
     <w:r>
       <w:tab/>
       <w:tab/>
-      <w:t>2026-08-18</w:t>
+      <w:t>2026-08-19</w:t>
       <w:br/>
       <w:br/>
     </w:r>

--- a/klagomål/A 10977-2026 FSC-klagomål.docx
+++ b/klagomål/A 10977-2026 FSC-klagomål.docx
@@ -1156,7 +1156,7 @@
     <w:r>
       <w:tab/>
       <w:tab/>
-      <w:t>2026-08-19</w:t>
+      <w:t>2026-08-20</w:t>
       <w:br/>
       <w:br/>
     </w:r>

--- a/klagomål/A 10977-2026 FSC-klagomål.docx
+++ b/klagomål/A 10977-2026 FSC-klagomål.docx
@@ -1156,7 +1156,7 @@
     <w:r>
       <w:tab/>
       <w:tab/>
-      <w:t>2026-08-20</w:t>
+      <w:t>2026-08-21</w:t>
       <w:br/>
       <w:br/>
     </w:r>

--- a/klagomål/A 10977-2026 FSC-klagomål.docx
+++ b/klagomål/A 10977-2026 FSC-klagomål.docx
@@ -1156,7 +1156,7 @@
     <w:r>
       <w:tab/>
       <w:tab/>
-      <w:t>2026-08-21</w:t>
+      <w:t>2026-08-22</w:t>
       <w:br/>
       <w:br/>
     </w:r>

--- a/klagomål/A 10977-2026 FSC-klagomål.docx
+++ b/klagomål/A 10977-2026 FSC-klagomål.docx
@@ -1156,7 +1156,7 @@
     <w:r>
       <w:tab/>
       <w:tab/>
-      <w:t>2026-08-22</w:t>
+      <w:t>2026-08-23</w:t>
       <w:br/>
       <w:br/>
     </w:r>

--- a/klagomål/A 10977-2026 FSC-klagomål.docx
+++ b/klagomål/A 10977-2026 FSC-klagomål.docx
@@ -1156,7 +1156,7 @@
     <w:r>
       <w:tab/>
       <w:tab/>
-      <w:t>2026-08-23</w:t>
+      <w:t>2026-08-24</w:t>
       <w:br/>
       <w:br/>
     </w:r>

--- a/klagomål/A 10977-2026 FSC-klagomål.docx
+++ b/klagomål/A 10977-2026 FSC-klagomål.docx
@@ -1156,7 +1156,7 @@
     <w:r>
       <w:tab/>
       <w:tab/>
-      <w:t>2026-08-24</w:t>
+      <w:t>2026-08-25</w:t>
       <w:br/>
       <w:br/>
     </w:r>

--- a/klagomål/A 10977-2026 FSC-klagomål.docx
+++ b/klagomål/A 10977-2026 FSC-klagomål.docx
@@ -1156,7 +1156,7 @@
     <w:r>
       <w:tab/>
       <w:tab/>
-      <w:t>2026-08-25</w:t>
+      <w:t>2026-08-26</w:t>
       <w:br/>
       <w:br/>
     </w:r>

--- a/klagomål/A 10977-2026 FSC-klagomål.docx
+++ b/klagomål/A 10977-2026 FSC-klagomål.docx
@@ -1156,7 +1156,7 @@
     <w:r>
       <w:tab/>
       <w:tab/>
-      <w:t>2026-08-26</w:t>
+      <w:t>2026-08-27</w:t>
       <w:br/>
       <w:br/>
     </w:r>

--- a/klagomål/A 10977-2026 FSC-klagomål.docx
+++ b/klagomål/A 10977-2026 FSC-klagomål.docx
@@ -1156,7 +1156,7 @@
     <w:r>
       <w:tab/>
       <w:tab/>
-      <w:t>2026-08-27</w:t>
+      <w:t>2026-08-28</w:t>
       <w:br/>
       <w:br/>
     </w:r>

--- a/klagomål/A 10977-2026 FSC-klagomål.docx
+++ b/klagomål/A 10977-2026 FSC-klagomål.docx
@@ -1156,7 +1156,7 @@
     <w:r>
       <w:tab/>
       <w:tab/>
-      <w:t>2026-08-28</w:t>
+      <w:t>2026-08-29</w:t>
       <w:br/>
       <w:br/>
     </w:r>

--- a/klagomål/A 10977-2026 FSC-klagomål.docx
+++ b/klagomål/A 10977-2026 FSC-klagomål.docx
@@ -1156,7 +1156,7 @@
     <w:r>
       <w:tab/>
       <w:tab/>
-      <w:t>2026-08-29</w:t>
+      <w:t>2026-08-31</w:t>
       <w:br/>
       <w:br/>
     </w:r>

--- a/klagomål/A 10977-2026 FSC-klagomål.docx
+++ b/klagomål/A 10977-2026 FSC-klagomål.docx
@@ -1156,7 +1156,7 @@
     <w:r>
       <w:tab/>
       <w:tab/>
-      <w:t>2026-08-31</w:t>
+      <w:t>2026-09-01</w:t>
       <w:br/>
       <w:br/>
     </w:r>

--- a/klagomål/A 10977-2026 FSC-klagomål.docx
+++ b/klagomål/A 10977-2026 FSC-klagomål.docx
@@ -1156,7 +1156,7 @@
     <w:r>
       <w:tab/>
       <w:tab/>
-      <w:t>2026-09-01</w:t>
+      <w:t>2026-09-02</w:t>
       <w:br/>
       <w:br/>
     </w:r>

--- a/klagomål/A 10977-2026 FSC-klagomål.docx
+++ b/klagomål/A 10977-2026 FSC-klagomål.docx
@@ -1156,7 +1156,7 @@
     <w:r>
       <w:tab/>
       <w:tab/>
-      <w:t>2026-09-02</w:t>
+      <w:t>2026-09-03</w:t>
       <w:br/>
       <w:br/>
     </w:r>

--- a/klagomål/A 10977-2026 FSC-klagomål.docx
+++ b/klagomål/A 10977-2026 FSC-klagomål.docx
@@ -1156,7 +1156,7 @@
     <w:r>
       <w:tab/>
       <w:tab/>
-      <w:t>2026-09-03</w:t>
+      <w:t>2026-09-04</w:t>
       <w:br/>
       <w:br/>
     </w:r>

--- a/klagomål/A 10977-2026 FSC-klagomål.docx
+++ b/klagomål/A 10977-2026 FSC-klagomål.docx
@@ -1156,7 +1156,7 @@
     <w:r>
       <w:tab/>
       <w:tab/>
-      <w:t>2026-09-04</w:t>
+      <w:t>2026-09-05</w:t>
       <w:br/>
       <w:br/>
     </w:r>

--- a/klagomål/A 10977-2026 FSC-klagomål.docx
+++ b/klagomål/A 10977-2026 FSC-klagomål.docx
@@ -1156,7 +1156,7 @@
     <w:r>
       <w:tab/>
       <w:tab/>
-      <w:t>2026-09-05</w:t>
+      <w:t>2026-09-06</w:t>
       <w:br/>
       <w:br/>
     </w:r>

--- a/klagomål/A 10977-2026 FSC-klagomål.docx
+++ b/klagomål/A 10977-2026 FSC-klagomål.docx
@@ -1156,7 +1156,7 @@
     <w:r>
       <w:tab/>
       <w:tab/>
-      <w:t>2026-09-06</w:t>
+      <w:t>2026-09-07</w:t>
       <w:br/>
       <w:br/>
     </w:r>

--- a/klagomål/A 10977-2026 FSC-klagomål.docx
+++ b/klagomål/A 10977-2026 FSC-klagomål.docx
@@ -1156,7 +1156,7 @@
     <w:r>
       <w:tab/>
       <w:tab/>
-      <w:t>2026-09-07</w:t>
+      <w:t>2026-09-08</w:t>
       <w:br/>
       <w:br/>
     </w:r>

--- a/klagomål/A 10977-2026 FSC-klagomål.docx
+++ b/klagomål/A 10977-2026 FSC-klagomål.docx
@@ -1156,7 +1156,7 @@
     <w:r>
       <w:tab/>
       <w:tab/>
-      <w:t>2026-09-08</w:t>
+      <w:t>2026-09-09</w:t>
       <w:br/>
       <w:br/>
     </w:r>

--- a/klagomål/A 10977-2026 FSC-klagomål.docx
+++ b/klagomål/A 10977-2026 FSC-klagomål.docx
@@ -1156,7 +1156,7 @@
     <w:r>
       <w:tab/>
       <w:tab/>
-      <w:t>2026-09-09</w:t>
+      <w:t>2026-09-10</w:t>
       <w:br/>
       <w:br/>
     </w:r>

--- a/klagomål/A 10977-2026 FSC-klagomål.docx
+++ b/klagomål/A 10977-2026 FSC-klagomål.docx
@@ -1156,7 +1156,7 @@
     <w:r>
       <w:tab/>
       <w:tab/>
-      <w:t>2026-09-10</w:t>
+      <w:t>2026-09-11</w:t>
       <w:br/>
       <w:br/>
     </w:r>

--- a/klagomål/A 10977-2026 FSC-klagomål.docx
+++ b/klagomål/A 10977-2026 FSC-klagomål.docx
@@ -1156,7 +1156,7 @@
     <w:r>
       <w:tab/>
       <w:tab/>
-      <w:t>2026-09-11</w:t>
+      <w:t>2026-09-12</w:t>
       <w:br/>
       <w:br/>
     </w:r>
